--- a/docs/proposal/Research_Proposal_Air_Deployed_Seismic_Mesh.docx
+++ b/docs/proposal/Research_Proposal_Air_Deployed_Seismic_Mesh.docx
@@ -546,7 +546,7 @@
                 <w:sz w:val="19"/>
                 <w:szCs w:val="19"/>
               </w:rPr>
-              <w:t xml:space="preserve">Yes, minimal risk. Adult volunteers tap on an instrumented plate and on the surface of a test pile. No one is ever placed under debris or load. Institutional ethics approval will be obtained before any participant test.</w:t>
+              <w:t xml:space="preserve">Yes, minimal risk. Adult volunteers tap on an instrumented plate and on the surface of a test pile. No one is ever placed under debris or load. The ethics application is filed in month 1, and no participant test takes place until institutional ethics approval has been granted (month 2 at the earliest).</w:t>
             </w:r>
           </w:p>
         </w:tc>
@@ -784,7 +784,7 @@
         <w:t xml:space="preserve">heartbeat</w:t>
       </w:r>
       <w:r>
-        <w:t xml:space="preserve"> of an unconscious survivor, and training literature still suggests such sensors might pick up "even the vibration of a heartbeat" [21]. Our analysis, checked against heart forces measured in three independent studies [14–16], shows that this cannot work through rubble: the signal falls </w:t>
+        <w:t xml:space="preserve"> of an unconscious survivor, and training literature still suggests such sensors might pick up "even the vibration of a heartbeat" [21]. Our analysis, checked against heart forces measured in three independent studies [14–16], shows that this cannot work through rubble: against the MEMS accelerometer the original design specified, the signal falls </w:t>
       </w:r>
       <w:r>
         <w:rPr>
@@ -794,17 +794,17 @@
         <w:t xml:space="preserve">38–60 dB short</w:t>
       </w:r>
       <w:r>
-        <w:t xml:space="preserve">, roughly 80 to 1,000 times too weak. No filter, averaging scheme or learning algorithm recovers that gap. We will publish this bound as a negative result so others stop designing toward it. The system therefore targets what rescue doctrine already asks survivors to do: </w:t>
+        <w:t xml:space="preserve">, roughly 80 to 1,000 times too weak. No filter, averaging scheme or learning algorithm recovers that gap. We will publish this bound, computed against measured site noise, as a negative result so others stop designing toward it. The system therefore targets what rescue doctrine already asks survivors to do: </w:t>
       </w:r>
       <w:r>
         <w:rPr>
           <w:b/>
           <w:bCs/>
         </w:rPr>
-        <w:t xml:space="preserve">tap or call</w:t>
-      </w:r>
-      <w:r>
-        <w:t xml:space="preserve">.</w:t>
+        <w:t xml:space="preserve">tap</w:t>
+      </w:r>
+      <w:r>
+        <w:t xml:space="preserve">. Calling out is the other half of that doctrine; a voice channel needs a microphone this award does not fund, so it is left to later work.</w:t>
       </w:r>
     </w:p>
     <w:p>
@@ -823,7 +823,7 @@
         <w:t xml:space="preserve">collapsed debris</w:t>
       </w:r>
       <w:r>
-        <w:t xml:space="preserve"> rather than soil; a measured comparison of location accuracy for a wide, air-deployed array against a compact, hand-placed one; a measured false-alarm rate for the repeated-silence rule; and the published cardiac bound. The work is ordered so that the two cheapest measurements, background vibration on site and the force of a real human tap, are made in the first two months. Either can stop the project before significant money is spent.</w:t>
+        <w:t xml:space="preserve"> rather than soil; a measured comparison of how much of a debris pile an air-deployed array covers, and how many cells it leaves BLIND, against a compact hand-placed array, with nobody on the pile; a measured false-alarm rate for the repeated-silence rule; and the published cardiac bound. The work is ordered so that the two cheapest measurements, background vibration on site and the force of a real human tap, are made in the first three months, the tap measurement only after ethics approval. Either can stop the project before significant money is spent: until then only the instruments those two measurements need are bought.</w:t>
       </w:r>
     </w:p>
     <w:p>
@@ -911,7 +911,7 @@
         <w:t xml:space="preserve">bandwidth</w:t>
       </w:r>
       <w:r>
-        <w:t xml:space="preserve"> of each beat, which is a broadband impulse with a 50–150 ms rise. The filter kept the rate and discarded the signal. Correcting the error, and using source forces that have since been measured [14–16], put the cardiac signal 38–60 dB below the sensor floor. The same correction reverses the original sensor choice: a geophone (SM-24) is far quieter than the MEMS part in the band where the signal actually lives. Tapping clears that geophone's floor with a predicted margin of +23 to +41 dB.</w:t>
+        <w:t xml:space="preserve"> of each beat, which is a broadband impulse with a 50–150 ms rise. The filter kept the rate and discarded the signal. Correcting the error, and using source forces that have since been measured [14–16], put the cardiac signal 38–60 dB below that MEMS sensor's floor (ADXL355, 25 µg/√Hz). The same correction reverses the original sensor choice: a geophone (SM-24) is far quieter than the MEMS part in the band where the signal actually lives. A tap at 3 m clears that geophone's assumed floor with a predicted margin of +23 to +41 dB (noise bandwidth and tap force as stated under RQ3).</w:t>
       </w:r>
     </w:p>
     <w:p>
@@ -1119,7 +1119,7 @@
                 <w:sz w:val="19"/>
                 <w:szCs w:val="19"/>
               </w:rPr>
-              <w:t xml:space="preserve"> Does air deployment lift the array-extent limit that bounds existing microseismic survivor location [1], and by how much in localization accuracy?</w:t>
+              <w:t xml:space="preserve"> Does air deployment lift the array-extent limit that bounds existing microseismic survivor location [1]: more of the pile covered, fewer BLIND cells, and no rescuer on the debris?</w:t>
             </w:r>
           </w:p>
         </w:tc>
@@ -1149,7 +1149,7 @@
                 <w:sz w:val="19"/>
                 <w:szCs w:val="19"/>
               </w:rPr>
-              <w:t xml:space="preserve">Location error is bounded by node-position uncertainty, as standard geometric-dilution-of-precision (GDOP) analysis predicts; this is stated as an error-budget result, not a discovery. For the same node count, a wider air-placed array assigns a tap source on the test pile to the correct 2–5 m cell more often than a compact, hand-placed one.</w:t>
+              <w:t xml:space="preserve">With the same six nodes, an air-deployed layout leaves fewer of a test area's 2–5 m cells BLIND than a compact, hand-placed layout, and puts nobody on the debris; deployment time is recorded for both. A cell counts as covered when a reference tap at its centre is detected by at least five nodes, the minimum for a TDoA fix with wave velocity unknown. Point accuracy is reported for both layouts but is not the claim: air-node positions carry 2–5 m uncertainty against centimetres for surveyed hand placement, and array geometry moves the total error by under 1 m, less than one cell [computed]. That location error is bounded by node position is standard geometric-dilution-of-precision (GDOP) analysis, stated as an error-budget result, not a discovery.</w:t>
             </w:r>
           </w:p>
         </w:tc>
@@ -1270,7 +1270,7 @@
                 <w:sz w:val="19"/>
                 <w:szCs w:val="19"/>
               </w:rPr>
-              <w:t xml:space="preserve">Measured contact resonances for geophones on soil fall at 100–500 Hz [13]. At the low end this is close enough to the tap band to distort amplitude </w:t>
+              <w:t xml:space="preserve">Measured contact resonances for geophones on soil fall at 100–500 Hz [13; abstract read, full text not yet retrieved]. At the low end this is close enough to the tap band to distort amplitude </w:t>
             </w:r>
             <w:r>
               <w:rPr>
@@ -1391,7 +1391,36 @@
                 <w:sz w:val="19"/>
                 <w:szCs w:val="19"/>
               </w:rPr>
-              <w:t xml:space="preserve">H3a: tap and voice from a responsive survivor exceed the geophone noise floor by +23 to +41 dB at relevant ranges [computed; depends on the tap force, which is measured first]. H3b: cardiac signal sits 38–60 dB below the same floor [computed from measured forces] and cannot be recovered.</w:t>
+              <w:t xml:space="preserve">H3a: a tap from a responsive survivor exceeds the geophone's assumed 0.1 µg/√Hz floor by +23 to +41 dB at 3 m [computed: noise integrated over a 35 Hz bandwidth (5–40 Hz), tap energy assumed at 60–80 Hz; scales with the tap force and spectrum, both measured first].</w:t>
+            </w:r>
+            <w:r>
+              <w:rPr>
+                <w:rStyle w:val="FootnoteReference"/>
+              </w:rPr>
+              <w:footnoteReference w:id="1"/>
+            </w:r>
+            <w:r>
+              <w:rPr>
+                <w:sz w:val="19"/>
+                <w:szCs w:val="19"/>
+              </w:rPr>
+              <w:t xml:space="preserve"> H3b: the cardiac signal sits 38–60 dB below the </w:t>
+            </w:r>
+            <w:r>
+              <w:rPr>
+                <w:b/>
+                <w:bCs/>
+                <w:sz w:val="19"/>
+                <w:szCs w:val="19"/>
+              </w:rPr>
+              <w:t xml:space="preserve">MEMS (ADXL355)</w:t>
+            </w:r>
+            <w:r>
+              <w:rPr>
+                <w:sz w:val="19"/>
+                <w:szCs w:val="19"/>
+              </w:rPr>
+              <w:t xml:space="preserve"> floor the original design assumed [computed from measured forces, same bandwidth] and cannot be recovered. A tap and a heartbeat differ by +32 to +56 dB at the same range [computed], which is why retargeting to tapping works. The published bound is computed against the measured site noise floor, not sensor self-noise.</w:t>
             </w:r>
           </w:p>
         </w:tc>
@@ -1496,7 +1525,7 @@
                 <w:sz w:val="19"/>
                 <w:szCs w:val="19"/>
               </w:rPr>
-              <w:t xml:space="preserve">With illustrative per-look figures (93% sensitivity, 7% false-positive rate, 1.4% prior), a single look gives a positive predictive value near 16%. Requiring detection in at least 60% of available looks raises it to 70–98%. Target: no more than 1 false detection per node-hour on </w:t>
+              <w:t xml:space="preserve">With illustrative per-look figures (93% sensitivity, 7% false-positive rate, 1.4% prior), a single look gives a positive predictive value near 16%. Requiring detection in at least 60% of available looks raises it to 82% at five looks, 98% at six and above 99% from seven [computed; assumes independent looks, which the test checks]. Target, stated </w:t>
             </w:r>
             <w:r>
               <w:rPr>
@@ -1505,6 +1534,22 @@
                 <w:sz w:val="19"/>
                 <w:szCs w:val="19"/>
               </w:rPr>
+              <w:t xml:space="preserve">per look</w:t>
+            </w:r>
+            <w:r>
+              <w:rPr>
+                <w:sz w:val="19"/>
+                <w:szCs w:val="19"/>
+              </w:rPr>
+              <w:t xml:space="preserve"> because nodes listen only about once an hour: on </w:t>
+            </w:r>
+            <w:r>
+              <w:rPr>
+                <w:b/>
+                <w:bCs/>
+                <w:sz w:val="19"/>
+                <w:szCs w:val="19"/>
+              </w:rPr>
               <w:t xml:space="preserve">empty</w:t>
             </w:r>
             <w:r>
@@ -1512,7 +1557,7 @@
                 <w:sz w:val="19"/>
                 <w:szCs w:val="19"/>
               </w:rPr>
-              <w:t xml:space="preserve"> rubble, with machinery running.</w:t>
+              <w:t xml:space="preserve"> rubble with machinery running, a per-look false-positive rate no higher than the 7% assumed above, and no correlation of false detections between successive All Quiet windows.</w:t>
             </w:r>
           </w:p>
         </w:tc>
@@ -1536,7 +1581,7 @@
         <w:t xml:space="preserve">Key unmeasured input.</w:t>
       </w:r>
       <w:r>
-        <w:t xml:space="preserve"> Every tap margin above scales with the force and frequency content of a human tap. The working figures, 50–300 N with energy at 60–80 Hz, have no published source; the nearest published values come from destructive strikes and were rejected. They are therefore measured first (Activity 2).</w:t>
+        <w:t xml:space="preserve"> Every tap margin above scales with the force and frequency content of a human tap. The working figures, 50–300 N with energy at 60–80 Hz, have no published source; the nearest published values come from destructive strikes and were rejected. They are therefore measured first (Activity 3), after ethics approval.</w:t>
       </w:r>
     </w:p>
     <w:p>
@@ -1735,7 +1780,7 @@
                 <w:sz w:val="19"/>
                 <w:szCs w:val="19"/>
               </w:rPr>
-              <w:t xml:space="preserve">A hand-placed microseismic array on real rubble locates survivors; 3× faster than incumbent systems; rubble velocity 200–600 m/s.</w:t>
+              <w:t xml:space="preserve">A hand-placed microseismic array on real rubble locates survivors to within 2 m; 3× faster than incumbent systems; rubble velocity 200–600 m/s.</w:t>
             </w:r>
           </w:p>
         </w:tc>
@@ -1765,7 +1810,7 @@
                 <w:sz w:val="19"/>
                 <w:szCs w:val="19"/>
               </w:rPr>
-              <w:t xml:space="preserve">Closest prior art. We address the array-extent limitation it names.</w:t>
+              <w:t xml:space="preserve">Closest prior art. Its ≤2 m accuracy already meets our 2–5 m cell, so we do not claim better point accuracy; we address the array-extent limitation it names.</w:t>
             </w:r>
           </w:p>
         </w:tc>
@@ -2023,7 +2068,7 @@
                 <w:sz w:val="19"/>
                 <w:szCs w:val="19"/>
               </w:rPr>
-              <w:t xml:space="preserve">Drone-landed and air-dropped geophones work in </w:t>
+              <w:t xml:space="preserve">Drone-landed [8] and air-dropped [9] geophones work in </w:t>
             </w:r>
             <w:r>
               <w:rPr>
@@ -2039,7 +2084,7 @@
                 <w:sz w:val="19"/>
                 <w:szCs w:val="19"/>
               </w:rPr>
-              <w:t xml:space="preserve"> (correlation 0.81–0.98 with planted sensors).</w:t>
+              <w:t xml:space="preserve">; the dropped darts correlate 0.81–0.98 with planted sensors [9].</w:t>
             </w:r>
           </w:p>
         </w:tc>
@@ -2201,6 +2246,102 @@
                 <w:sz w:val="19"/>
                 <w:szCs w:val="19"/>
               </w:rPr>
+              <w:t xml:space="preserve">Jia et al. 2017 [25]; Dong et al. 2022, PigV² [26]</w:t>
+            </w:r>
+          </w:p>
+        </w:tc>
+        <w:tc>
+          <w:tcPr>
+            <w:tcW w:type="dxa" w:w="3620"/>
+            <w:tcBorders>
+              <w:top w:val="single" w:color="808080" w:sz="4"/>
+              <w:left w:val="single" w:color="808080" w:sz="4"/>
+              <w:bottom w:val="single" w:color="808080" w:sz="4"/>
+              <w:right w:val="single" w:color="808080" w:sz="4"/>
+            </w:tcBorders>
+            <w:tcMar>
+              <w:top w:type="dxa" w:w="50"/>
+              <w:left w:type="dxa" w:w="90"/>
+              <w:bottom w:type="dxa" w:w="50"/>
+              <w:right w:type="dxa" w:w="90"/>
+            </w:tcMar>
+          </w:tcPr>
+          <w:p>
+            <w:pPr>
+              <w:spacing w:after="0" w:line="240"/>
+              <w:jc w:val="left"/>
+            </w:pPr>
+            <w:r>
+              <w:rPr>
+                <w:sz w:val="19"/>
+                <w:szCs w:val="19"/>
+              </w:rPr>
+              <w:t xml:space="preserve">Cardiac and respiratory rate recovered with geophones, through a mattress and through barn flooring.</w:t>
+            </w:r>
+          </w:p>
+        </w:tc>
+        <w:tc>
+          <w:tcPr>
+            <w:tcW w:type="dxa" w:w="3620"/>
+            <w:tcBorders>
+              <w:top w:val="single" w:color="808080" w:sz="4"/>
+              <w:left w:val="single" w:color="808080" w:sz="4"/>
+              <w:bottom w:val="single" w:color="808080" w:sz="4"/>
+              <w:right w:val="single" w:color="808080" w:sz="4"/>
+            </w:tcBorders>
+            <w:tcMar>
+              <w:top w:type="dxa" w:w="50"/>
+              <w:left w:type="dxa" w:w="90"/>
+              <w:bottom w:type="dxa" w:w="50"/>
+              <w:right w:type="dxa" w:w="90"/>
+            </w:tcMar>
+          </w:tcPr>
+          <w:p>
+            <w:pPr>
+              <w:spacing w:after="0" w:line="240"/>
+              <w:jc w:val="left"/>
+            </w:pPr>
+            <w:r>
+              <w:rPr>
+                <w:sz w:val="19"/>
+                <w:szCs w:val="19"/>
+              </w:rPr>
+              <w:t xml:space="preserve">Centimetres of bedding or slab, not metres of fractured debris; the deficit is path loss, not sensor capability.</w:t>
+            </w:r>
+          </w:p>
+        </w:tc>
+      </w:tr>
+      <w:tr>
+        <w:trPr>
+          <w:cantSplit/>
+          <w:tblHeader w:val="off"/>
+        </w:trPr>
+        <w:tc>
+          <w:tcPr>
+            <w:tcW w:type="dxa" w:w="3500"/>
+            <w:tcBorders>
+              <w:top w:val="single" w:color="808080" w:sz="4"/>
+              <w:left w:val="single" w:color="808080" w:sz="4"/>
+              <w:bottom w:val="single" w:color="808080" w:sz="4"/>
+              <w:right w:val="single" w:color="808080" w:sz="4"/>
+            </w:tcBorders>
+            <w:tcMar>
+              <w:top w:type="dxa" w:w="50"/>
+              <w:left w:type="dxa" w:w="90"/>
+              <w:bottom w:type="dxa" w:w="50"/>
+              <w:right w:type="dxa" w:w="90"/>
+            </w:tcMar>
+          </w:tcPr>
+          <w:p>
+            <w:pPr>
+              <w:spacing w:after="0" w:line="240"/>
+              <w:jc w:val="left"/>
+            </w:pPr>
+            <w:r>
+              <w:rPr>
+                <w:sz w:val="19"/>
+                <w:szCs w:val="19"/>
+              </w:rPr>
               <w:t xml:space="preserve">Sabatier &amp; Ekimov 2008 [11]</w:t>
             </w:r>
           </w:p>
@@ -2310,7 +2451,7 @@
         <w:jc w:val="both"/>
       </w:pPr>
       <w:r>
-        <w:t xml:space="preserve">Each node carries a Geospace SM-24 geophone (10 Hz natural frequency, 28.8 V/(m/s), 375 Ω, 74 g) [20], a low-noise preamplifier, a 24-bit ADC, a microcontroller with an 865–867 MHz radio, and an 18650 cell. The element's own thermal noise, from Johnson-noise analysis (eₙ = √(4kTR), converted to acceleration through the sensitivity), is 0.003–0.005 µg/√Hz across 60–80 Hz. That is 23–30 times quieter than the 0.1 µg/√Hz assumed in the margin calculations. The geophone datasheet gives no noise figure, so the </w:t>
+        <w:t xml:space="preserve">Each node carries a Geospace SM-24 geophone (10 Hz natural frequency, 28.8 V/(m/s), 375 Ω, 74 g) [20], a low-noise preamplifier, a 24-bit ADC, a microcontroller with an 865–868 MHz radio, and an 18650 cell. The element's own thermal noise, from Johnson-noise analysis (eₙ = √(4kTR), converted to acceleration through the sensitivity), rises linearly with frequency: 0.0003–0.0044 µg/√Hz across 5–80 Hz, 23 to 365 times quieter than the 0.1 µg/√Hz assumed in the margin calculations. The geophone datasheet gives no noise figure, so the </w:t>
       </w:r>
       <w:r>
         <w:rPr>
@@ -2320,7 +2461,7 @@
         <w:t xml:space="preserve">preamplifier</w:t>
       </w:r>
       <w:r>
-        <w:t xml:space="preserve">, not the element, sets the system floor. At 4 nV/√Hz input noise the system sits 12–16× below the assumed floor; the margin is used up near 50 nV/√Hz. The preamplifier is specified and measured first. A microphone channel (200 Hz–3 kHz) covers voice.</w:t>
+        <w:t xml:space="preserve">, not the element, sets the system floor. At 4 nV/√Hz input noise the system sits 12–16× below the assumed floor across 60–80 Hz, and further below it at lower frequencies; at 80 Hz the margin is used up near 56 nV/√Hz. The preamplifier is specified and measured first. In no candidate band does sensor self-noise set the limit; site background vibration does, which is why it is measured first (Activity 2). Voice (200 Hz–3 kHz) would need a microphone channel, which this award neither funds nor schedules.</w:t>
       </w:r>
     </w:p>
     <w:p>
@@ -2342,17 +2483,27 @@
         <w:jc w:val="both"/>
       </w:pPr>
       <w:r>
-        <w:t xml:space="preserve">Timing precision follows the Cramér–Rao bound, σₜ ≈ 1/(B·√SNR), where B is the RMS bandwidth [17, 18]. Narrowing the filter therefore makes location worse, which is the error that sank the original design. The detection band will be fixed from the </w:t>
+        <w:t xml:space="preserve">Timing precision follows the Cramér–Rao bound, σₜ ≈ 1/(B·√SNR), where B is the RMS bandwidth [17, 18]. Narrowing the filter therefore makes location worse, which is the error that sank the original design. Nodes acquire </w:t>
       </w:r>
       <w:r>
         <w:rPr>
           <w:b/>
           <w:bCs/>
         </w:rPr>
-        <w:t xml:space="preserve">measured</w:t>
-      </w:r>
-      <w:r>
-        <w:t xml:space="preserve"> tap spectrum (Activity 2). Current working estimates disagree: a 5–40 Hz design band against 60–80 Hz estimated tap energy. The NDRF Type-I specification, meanwhile, filters at 100–600 Hz [5]. Settling this is the first analytical deliverable.</w:t>
+        <w:t xml:space="preserve">5–200 Hz</w:t>
+      </w:r>
+      <w:r>
+        <w:t xml:space="preserve">, and the tap detection band is an </w:t>
+      </w:r>
+      <w:r>
+        <w:rPr>
+          <w:b/>
+          <w:bCs/>
+        </w:rPr>
+        <w:t xml:space="preserve">output</w:t>
+      </w:r>
+      <w:r>
+        <w:t xml:space="preserve"> of the measured tap spectrum (Activity 3), not an input. Where one working figure is unavoidable it is 20–80 Hz [assumed, pending measurement]. Two earlier figures are withdrawn: 5–40 Hz came from seismocardiography, a cardiac band, and 60–80 Hz for tap energy has no published source. The SM-24's 10 Hz corner costs 12 dB at 5 Hz but under 1 dB above 15 Hz, so the sensor choice holds in every candidate band. For comparison, the Delsar LD3 covers 1 Hz–3 kHz [6] and the NDRF Type-I specification filters at 100–600 Hz [5]. Every dB figure in this proposal names the band it was computed in.</w:t>
       </w:r>
     </w:p>
     <w:p>
@@ -2384,7 +2535,7 @@
         <w:t xml:space="preserve">linear transfer-mobility scaling</w:t>
       </w:r>
       <w:r>
-        <w:t xml:space="preserve"> (the FTA ground-borne vibration method [19]). Elastic wave propagation is linear, so response scales with source force. Scaling is anchored to measured footstep responses: no more than 3 µm/s at 3 m, with a peak near 17 Hz [11, 12]. Wave velocity is measured in place with a hammer source and compared with Arosio's 200–600 m/s for rubble [1].</w:t>
+        <w:t xml:space="preserve"> (the FTA ground-borne vibration method [19]). Elastic wave propagation is linear, so response scales with source force. Scaling is anchored to measured footstep responses: no more than 3 µm/s at 3 m [11], with the low-frequency vibration maximum near 40 Hz [12]. Wave velocity is measured in place with a hammer source and compared with Arosio's 200–600 m/s for rubble [1].</w:t>
       </w:r>
     </w:p>
     <w:p>
@@ -2406,7 +2557,7 @@
         <w:jc w:val="both"/>
       </w:pPr>
       <w:r>
-        <w:t xml:space="preserve">Nodes listen only during commanded All Quiet windows, which the incident commander already signals [2, 3]; this gives a duty cycle of roughly 5–13%. Detection uses a matched filter against the impulse shape and, where the survivor can be prompted, against a known tap pattern. Each node-cell detection is scored over repeated windows with a </w:t>
+        <w:t xml:space="preserve">Nodes listen only during commanded All Quiet windows, which the incident commander already signals [2, 3]; this gives a duty cycle of roughly 5–13% [assumed: doctrine states the cadence, about once an hour, but not the duration]. Detection runs in two stages: a matched filter against the impulse shape, then, where the survivor can be prompted, a test for a known tap pattern over several seconds. Each node-cell detection is scored over repeated windows with a </w:t>
       </w:r>
       <w:r>
         <w:rPr>
@@ -2416,7 +2567,7 @@
         <w:t xml:space="preserve">fraction-of-looks</w:t>
       </w:r>
       <w:r>
-        <w:t xml:space="preserve"> rule (at least 60% of available looks). A fixed count degrades as looks accumulate. Performance is reported as false detections per node-hour on empty rubble, not as accuracy.</w:t>
+        <w:t xml:space="preserve"> rule (at least 60% of available looks). A fixed count degrades as looks accumulate. Performance is reported as false detections per look on empty rubble, not as accuracy.</w:t>
       </w:r>
     </w:p>
     <w:p>
@@ -2438,7 +2589,7 @@
         <w:jc w:val="both"/>
       </w:pPr>
       <w:r>
-        <w:t xml:space="preserve">Time-difference-of-arrival (TDoA) multilateration, with wave velocity solved as an unknown. GDOP is the stated framework for how array geometry amplifies error. A node's position is taken from the drone's logged release point plus its measured bounce; ground truth comes from a tape or total-station survey. The output is a cell, not a pin. Further spending on clock synchronisation is not justified: below about 2 µs, timing error is negligible against metre-scale node-position error.</w:t>
+        <w:t xml:space="preserve">Time-difference-of-arrival (TDoA) multilateration, with wave velocity solved as an unknown. GDOP is the stated framework for how array geometry amplifies error. A node's position is taken from the drone's logged release point plus its measured bounce; ground truth comes from a tape or total-station survey. The output is a cell, not a pin. Air-placed node positions are uncertain by 2–5 m, against centimetres for a surveyed hand-placed array, which is why RQ1 is framed around coverage rather than point accuracy. Further spending on clock synchronisation is not justified: below about 2 µs, timing error is negligible against metre-scale node-position error.</w:t>
       </w:r>
     </w:p>
     <w:p>
@@ -2460,7 +2611,7 @@
         <w:jc w:val="both"/>
       </w:pPr>
       <w:r>
-        <w:t xml:space="preserve">Node shells (rounded, spiked, weighted foot) are dropped onto the campus debris pile, first from a fixed release rig at measured heights, then from the drone. Each landed node is excited with a hammer source next to a bolted reference geophone. The resulting transfer function gives amplitude and phase error per landing type, including any contact resonance near the tap band [13].</w:t>
+        <w:t xml:space="preserve">Node shells (rounded, spiked, weighted foot) are dropped onto the campus debris pile, first from a fixed release rig at measured heights, then from the drone. Each landed node is excited with a hammer source next to a bolted reference geophone. The resulting transfer function gives amplitude and phase error per landing type, including any contact resonance near the tap band [13; abstract only].</w:t>
       </w:r>
     </w:p>
     <w:p>
@@ -2482,7 +2633,7 @@
         <w:jc w:val="both"/>
       </w:pPr>
       <w:r>
-        <w:t xml:space="preserve">The measured site noise floor and the published heart forces (3.7 N, n = 7 [14]; 4.06 ± 1.53 N, n = 26+ [15]; about 2 N peak-to-peak on a force plate [16]) are combined through the same transfer-mobility model. No human is ever placed under debris, and no new cardiac measurement on people is needed.</w:t>
+        <w:t xml:space="preserve">The measured site noise floor and the published heart forces (4.06 ± 1.53 N, n = 26+ [15]; 3.7 N, n = 7, from Starr et al. [14] as converted and reported in [15]; about 2 N peak-to-peak on a force plate [16]) are combined through the same transfer-mobility model. No human is ever placed under debris, and no new cardiac measurement on people is needed.</w:t>
       </w:r>
     </w:p>
     <w:p>
@@ -2515,7 +2666,7 @@
         <w:jc w:val="both"/>
       </w:pPr>
       <w:r>
-        <w:t xml:space="preserve">Activities are ordered so that each risk that could stop the project is tested before the money that depends on it is spent. Months 1–4 use a </w:t>
+        <w:t xml:space="preserve">Activities are ordered so that each risk that could stop the project is tested before the money that depends on it is spent: only the gate instruments are bought before the month-3 go/no-go, and the rest of the array after it. Months 1–4 use a </w:t>
       </w:r>
       <w:r>
         <w:rPr>
@@ -3019,16 +3170,7 @@
                 <w:sz w:val="19"/>
                 <w:szCs w:val="19"/>
               </w:rPr>
-              <w:t xml:space="preserve">Ambient in-band noise survey (campus building, demolition site): </w:t>
-            </w:r>
-            <w:r>
-              <w:rPr>
-                <w:b/>
-                <w:bCs/>
-                <w:sz w:val="19"/>
-                <w:szCs w:val="19"/>
-              </w:rPr>
-              <w:t xml:space="preserve">go/no-go</w:t>
+              <w:t xml:space="preserve">Ethics application; buy gate instruments only: 2 reference geophones, 1 node, tap-force plate</w:t>
             </w:r>
           </w:p>
         </w:tc>
@@ -3065,7 +3207,6 @@
               <w:bottom w:val="single" w:color="808080" w:sz="4"/>
               <w:right w:val="single" w:color="808080" w:sz="4"/>
             </w:tcBorders>
-            <w:shd w:fill="7F7F7F" w:color="auto" w:val="clear"/>
             <w:tcMar>
               <w:top w:type="dxa" w:w="50"/>
               <w:left w:type="dxa" w:w="90"/>
@@ -3341,7 +3482,7 @@
                 <w:sz w:val="19"/>
                 <w:szCs w:val="19"/>
               </w:rPr>
-              <w:t xml:space="preserve">Tap force and spectrum characterisation (volunteers, instrumented plate): </w:t>
+              <w:t xml:space="preserve">Ambient in-band noise survey (campus building, demolition site): </w:t>
             </w:r>
             <w:r>
               <w:rPr>
@@ -3663,20 +3804,28 @@
                 <w:sz w:val="19"/>
                 <w:szCs w:val="19"/>
               </w:rPr>
-              <w:t xml:space="preserve">Preamplifier design; ethics application; procurement</w:t>
-            </w:r>
-          </w:p>
-        </w:tc>
-        <w:tc>
-          <w:tcPr>
-            <w:tcW w:type="dxa" w:w="500"/>
-            <w:tcBorders>
-              <w:top w:val="single" w:color="808080" w:sz="4"/>
-              <w:left w:val="single" w:color="808080" w:sz="4"/>
-              <w:bottom w:val="single" w:color="808080" w:sz="4"/>
-              <w:right w:val="single" w:color="808080" w:sz="4"/>
-            </w:tcBorders>
-            <w:shd w:fill="7F7F7F" w:color="auto" w:val="clear"/>
+              <w:t xml:space="preserve">Tap force and spectrum characterisation (volunteers, after ethics approval; instrumented plate): </w:t>
+            </w:r>
+            <w:r>
+              <w:rPr>
+                <w:b/>
+                <w:bCs/>
+                <w:sz w:val="19"/>
+                <w:szCs w:val="19"/>
+              </w:rPr>
+              <w:t xml:space="preserve">go/no-go</w:t>
+            </w:r>
+          </w:p>
+        </w:tc>
+        <w:tc>
+          <w:tcPr>
+            <w:tcW w:type="dxa" w:w="500"/>
+            <w:tcBorders>
+              <w:top w:val="single" w:color="808080" w:sz="4"/>
+              <w:left w:val="single" w:color="808080" w:sz="4"/>
+              <w:bottom w:val="single" w:color="808080" w:sz="4"/>
+              <w:right w:val="single" w:color="808080" w:sz="4"/>
+            </w:tcBorders>
             <w:tcMar>
               <w:top w:type="dxa" w:w="50"/>
               <w:left w:type="dxa" w:w="90"/>
@@ -3977,31 +4126,8 @@
                 <w:sz w:val="19"/>
                 <w:szCs w:val="19"/>
               </w:rPr>
-              <w:t xml:space="preserve">Build graded debris test pile on campus</w:t>
-            </w:r>
-          </w:p>
-        </w:tc>
-        <w:tc>
-          <w:tcPr>
-            <w:tcW w:type="dxa" w:w="500"/>
-            <w:tcBorders>
-              <w:top w:val="single" w:color="808080" w:sz="4"/>
-              <w:left w:val="single" w:color="808080" w:sz="4"/>
-              <w:bottom w:val="single" w:color="808080" w:sz="4"/>
-              <w:right w:val="single" w:color="808080" w:sz="4"/>
-            </w:tcBorders>
-            <w:tcMar>
-              <w:top w:type="dxa" w:w="50"/>
-              <w:left w:type="dxa" w:w="90"/>
-              <w:bottom w:type="dxa" w:w="50"/>
-              <w:right w:type="dxa" w:w="90"/>
-            </w:tcMar>
-          </w:tcPr>
-          <w:p>
-            <w:pPr>
-              <w:spacing w:after="0" w:line="240"/>
-              <w:jc w:val="left"/>
-            </w:pPr>
+              <w:t xml:space="preserve">Preamplifier design; single-node wired signal chain; tap detection at 1 / 3 / 10 m on a floor slab</w:t>
+            </w:r>
           </w:p>
         </w:tc>
         <w:tc>
@@ -4061,6 +4187,31 @@
               <w:bottom w:val="single" w:color="808080" w:sz="4"/>
               <w:right w:val="single" w:color="808080" w:sz="4"/>
             </w:tcBorders>
+            <w:shd w:fill="7F7F7F" w:color="auto" w:val="clear"/>
+            <w:tcMar>
+              <w:top w:type="dxa" w:w="50"/>
+              <w:left w:type="dxa" w:w="90"/>
+              <w:bottom w:type="dxa" w:w="50"/>
+              <w:right w:type="dxa" w:w="90"/>
+            </w:tcMar>
+          </w:tcPr>
+          <w:p>
+            <w:pPr>
+              <w:spacing w:after="0" w:line="240"/>
+              <w:jc w:val="left"/>
+            </w:pPr>
+          </w:p>
+        </w:tc>
+        <w:tc>
+          <w:tcPr>
+            <w:tcW w:type="dxa" w:w="500"/>
+            <w:tcBorders>
+              <w:top w:val="single" w:color="808080" w:sz="4"/>
+              <w:left w:val="single" w:color="808080" w:sz="4"/>
+              <w:bottom w:val="single" w:color="808080" w:sz="4"/>
+              <w:right w:val="single" w:color="808080" w:sz="4"/>
+            </w:tcBorders>
+            <w:shd w:fill="7F7F7F" w:color="auto" w:val="clear"/>
             <w:tcMar>
               <w:top w:type="dxa" w:w="50"/>
               <w:left w:type="dxa" w:w="90"/>
@@ -4290,67 +4441,65 @@
                 <w:sz w:val="19"/>
                 <w:szCs w:val="19"/>
               </w:rPr>
-              <w:t xml:space="preserve">Single-node wired signal chain; tap detection at 1 / 3 / 10 m</w:t>
-            </w:r>
-          </w:p>
-        </w:tc>
-        <w:tc>
-          <w:tcPr>
-            <w:tcW w:type="dxa" w:w="500"/>
-            <w:tcBorders>
-              <w:top w:val="single" w:color="808080" w:sz="4"/>
-              <w:left w:val="single" w:color="808080" w:sz="4"/>
-              <w:bottom w:val="single" w:color="808080" w:sz="4"/>
-              <w:right w:val="single" w:color="808080" w:sz="4"/>
-            </w:tcBorders>
-            <w:tcMar>
-              <w:top w:type="dxa" w:w="50"/>
-              <w:left w:type="dxa" w:w="90"/>
-              <w:bottom w:type="dxa" w:w="50"/>
-              <w:right w:type="dxa" w:w="90"/>
-            </w:tcMar>
-          </w:tcPr>
-          <w:p>
-            <w:pPr>
-              <w:spacing w:after="0" w:line="240"/>
-              <w:jc w:val="left"/>
-            </w:pPr>
-          </w:p>
-        </w:tc>
-        <w:tc>
-          <w:tcPr>
-            <w:tcW w:type="dxa" w:w="500"/>
-            <w:tcBorders>
-              <w:top w:val="single" w:color="808080" w:sz="4"/>
-              <w:left w:val="single" w:color="808080" w:sz="4"/>
-              <w:bottom w:val="single" w:color="808080" w:sz="4"/>
-              <w:right w:val="single" w:color="808080" w:sz="4"/>
-            </w:tcBorders>
-            <w:shd w:fill="7F7F7F" w:color="auto" w:val="clear"/>
-            <w:tcMar>
-              <w:top w:type="dxa" w:w="50"/>
-              <w:left w:type="dxa" w:w="90"/>
-              <w:bottom w:type="dxa" w:w="50"/>
-              <w:right w:type="dxa" w:w="90"/>
-            </w:tcMar>
-          </w:tcPr>
-          <w:p>
-            <w:pPr>
-              <w:spacing w:after="0" w:line="240"/>
-              <w:jc w:val="left"/>
-            </w:pPr>
-          </w:p>
-        </w:tc>
-        <w:tc>
-          <w:tcPr>
-            <w:tcW w:type="dxa" w:w="500"/>
-            <w:tcBorders>
-              <w:top w:val="single" w:color="808080" w:sz="4"/>
-              <w:left w:val="single" w:color="808080" w:sz="4"/>
-              <w:bottom w:val="single" w:color="808080" w:sz="4"/>
-              <w:right w:val="single" w:color="808080" w:sz="4"/>
-            </w:tcBorders>
-            <w:shd w:fill="7F7F7F" w:color="auto" w:val="clear"/>
+              <w:t xml:space="preserve">Array procurement after the gate: 7 nodes, ground station, GNSS receiver</w:t>
+            </w:r>
+          </w:p>
+        </w:tc>
+        <w:tc>
+          <w:tcPr>
+            <w:tcW w:type="dxa" w:w="500"/>
+            <w:tcBorders>
+              <w:top w:val="single" w:color="808080" w:sz="4"/>
+              <w:left w:val="single" w:color="808080" w:sz="4"/>
+              <w:bottom w:val="single" w:color="808080" w:sz="4"/>
+              <w:right w:val="single" w:color="808080" w:sz="4"/>
+            </w:tcBorders>
+            <w:tcMar>
+              <w:top w:type="dxa" w:w="50"/>
+              <w:left w:type="dxa" w:w="90"/>
+              <w:bottom w:type="dxa" w:w="50"/>
+              <w:right w:type="dxa" w:w="90"/>
+            </w:tcMar>
+          </w:tcPr>
+          <w:p>
+            <w:pPr>
+              <w:spacing w:after="0" w:line="240"/>
+              <w:jc w:val="left"/>
+            </w:pPr>
+          </w:p>
+        </w:tc>
+        <w:tc>
+          <w:tcPr>
+            <w:tcW w:type="dxa" w:w="500"/>
+            <w:tcBorders>
+              <w:top w:val="single" w:color="808080" w:sz="4"/>
+              <w:left w:val="single" w:color="808080" w:sz="4"/>
+              <w:bottom w:val="single" w:color="808080" w:sz="4"/>
+              <w:right w:val="single" w:color="808080" w:sz="4"/>
+            </w:tcBorders>
+            <w:tcMar>
+              <w:top w:type="dxa" w:w="50"/>
+              <w:left w:type="dxa" w:w="90"/>
+              <w:bottom w:type="dxa" w:w="50"/>
+              <w:right w:type="dxa" w:w="90"/>
+            </w:tcMar>
+          </w:tcPr>
+          <w:p>
+            <w:pPr>
+              <w:spacing w:after="0" w:line="240"/>
+              <w:jc w:val="left"/>
+            </w:pPr>
+          </w:p>
+        </w:tc>
+        <w:tc>
+          <w:tcPr>
+            <w:tcW w:type="dxa" w:w="500"/>
+            <w:tcBorders>
+              <w:top w:val="single" w:color="808080" w:sz="4"/>
+              <w:left w:val="single" w:color="808080" w:sz="4"/>
+              <w:bottom w:val="single" w:color="808080" w:sz="4"/>
+              <w:right w:val="single" w:color="808080" w:sz="4"/>
+            </w:tcBorders>
             <w:tcMar>
               <w:top w:type="dxa" w:w="50"/>
               <w:left w:type="dxa" w:w="90"/>
@@ -4604,7 +4753,7 @@
                 <w:sz w:val="19"/>
                 <w:szCs w:val="19"/>
               </w:rPr>
-              <w:t xml:space="preserve">Cardiac bound: analysis against measured floor; manuscript draft</w:t>
+              <w:t xml:space="preserve">Build graded debris test pile on campus</w:t>
             </w:r>
           </w:p>
         </w:tc>
@@ -4734,7 +4883,6 @@
               <w:bottom w:val="single" w:color="808080" w:sz="4"/>
               <w:right w:val="single" w:color="808080" w:sz="4"/>
             </w:tcBorders>
-            <w:shd w:fill="7F7F7F" w:color="auto" w:val="clear"/>
             <w:tcMar>
               <w:top w:type="dxa" w:w="50"/>
               <w:left w:type="dxa" w:w="90"/>
@@ -4918,7 +5066,7 @@
                 <w:sz w:val="19"/>
                 <w:szCs w:val="19"/>
               </w:rPr>
-              <w:t xml:space="preserve">Coupling onto debris: free-laid vs planted vs dropped (RQ2)</w:t>
+              <w:t xml:space="preserve">Cardiac bound: analysis against measured floor; manuscript</w:t>
             </w:r>
           </w:p>
         </w:tc>
@@ -5232,7 +5380,7 @@
                 <w:sz w:val="19"/>
                 <w:szCs w:val="19"/>
               </w:rPr>
-              <w:t xml:space="preserve">Mesh: time sync, TDoA solver, persistence detector; false-alarm test with machinery running (RQ4)</w:t>
+              <w:t xml:space="preserve">Coupling onto debris: free-laid vs planted vs dropped (RQ2)</w:t>
             </w:r>
           </w:p>
         </w:tc>
@@ -5409,7 +5557,6 @@
               <w:bottom w:val="single" w:color="808080" w:sz="4"/>
               <w:right w:val="single" w:color="808080" w:sz="4"/>
             </w:tcBorders>
-            <w:shd w:fill="7F7F7F" w:color="auto" w:val="clear"/>
             <w:tcMar>
               <w:top w:type="dxa" w:w="50"/>
               <w:left w:type="dxa" w:w="90"/>
@@ -5547,54 +5694,8 @@
                 <w:sz w:val="19"/>
                 <w:szCs w:val="19"/>
               </w:rPr>
-              <w:t xml:space="preserve">Air deployment: drop mechanism, node survival, landing-position scatter</w:t>
-            </w:r>
-          </w:p>
-        </w:tc>
-        <w:tc>
-          <w:tcPr>
-            <w:tcW w:type="dxa" w:w="500"/>
-            <w:tcBorders>
-              <w:top w:val="single" w:color="808080" w:sz="4"/>
-              <w:left w:val="single" w:color="808080" w:sz="4"/>
-              <w:bottom w:val="single" w:color="808080" w:sz="4"/>
-              <w:right w:val="single" w:color="808080" w:sz="4"/>
-            </w:tcBorders>
-            <w:tcMar>
-              <w:top w:type="dxa" w:w="50"/>
-              <w:left w:type="dxa" w:w="90"/>
-              <w:bottom w:type="dxa" w:w="50"/>
-              <w:right w:type="dxa" w:w="90"/>
-            </w:tcMar>
-          </w:tcPr>
-          <w:p>
-            <w:pPr>
-              <w:spacing w:after="0" w:line="240"/>
-              <w:jc w:val="left"/>
-            </w:pPr>
-          </w:p>
-        </w:tc>
-        <w:tc>
-          <w:tcPr>
-            <w:tcW w:type="dxa" w:w="500"/>
-            <w:tcBorders>
-              <w:top w:val="single" w:color="808080" w:sz="4"/>
-              <w:left w:val="single" w:color="808080" w:sz="4"/>
-              <w:bottom w:val="single" w:color="808080" w:sz="4"/>
-              <w:right w:val="single" w:color="808080" w:sz="4"/>
-            </w:tcBorders>
-            <w:tcMar>
-              <w:top w:type="dxa" w:w="50"/>
-              <w:left w:type="dxa" w:w="90"/>
-              <w:bottom w:type="dxa" w:w="50"/>
-              <w:right w:type="dxa" w:w="90"/>
-            </w:tcMar>
-          </w:tcPr>
-          <w:p>
-            <w:pPr>
-              <w:spacing w:after="0" w:line="240"/>
-              <w:jc w:val="left"/>
-            </w:pPr>
+              <w:t xml:space="preserve">Mesh: time sync, TDoA solver, persistence detector; false-alarm test with machinery running (RQ4)</w:t>
+            </w:r>
           </w:p>
         </w:tc>
         <w:tc>
@@ -5771,6 +5872,52 @@
               <w:right w:val="single" w:color="808080" w:sz="4"/>
             </w:tcBorders>
             <w:shd w:fill="7F7F7F" w:color="auto" w:val="clear"/>
+            <w:tcMar>
+              <w:top w:type="dxa" w:w="50"/>
+              <w:left w:type="dxa" w:w="90"/>
+              <w:bottom w:type="dxa" w:w="50"/>
+              <w:right w:type="dxa" w:w="90"/>
+            </w:tcMar>
+          </w:tcPr>
+          <w:p>
+            <w:pPr>
+              <w:spacing w:after="0" w:line="240"/>
+              <w:jc w:val="left"/>
+            </w:pPr>
+          </w:p>
+        </w:tc>
+        <w:tc>
+          <w:tcPr>
+            <w:tcW w:type="dxa" w:w="500"/>
+            <w:tcBorders>
+              <w:top w:val="single" w:color="808080" w:sz="4"/>
+              <w:left w:val="single" w:color="808080" w:sz="4"/>
+              <w:bottom w:val="single" w:color="808080" w:sz="4"/>
+              <w:right w:val="single" w:color="808080" w:sz="4"/>
+            </w:tcBorders>
+            <w:tcMar>
+              <w:top w:type="dxa" w:w="50"/>
+              <w:left w:type="dxa" w:w="90"/>
+              <w:bottom w:type="dxa" w:w="50"/>
+              <w:right w:type="dxa" w:w="90"/>
+            </w:tcMar>
+          </w:tcPr>
+          <w:p>
+            <w:pPr>
+              <w:spacing w:after="0" w:line="240"/>
+              <w:jc w:val="left"/>
+            </w:pPr>
+          </w:p>
+        </w:tc>
+        <w:tc>
+          <w:tcPr>
+            <w:tcW w:type="dxa" w:w="500"/>
+            <w:tcBorders>
+              <w:top w:val="single" w:color="808080" w:sz="4"/>
+              <w:left w:val="single" w:color="808080" w:sz="4"/>
+              <w:bottom w:val="single" w:color="808080" w:sz="4"/>
+              <w:right w:val="single" w:color="808080" w:sz="4"/>
+            </w:tcBorders>
             <w:tcMar>
               <w:top w:type="dxa" w:w="50"/>
               <w:left w:type="dxa" w:w="90"/>
@@ -5862,7 +6009,322 @@
                 <w:sz w:val="19"/>
                 <w:szCs w:val="19"/>
               </w:rPr>
-              <w:t xml:space="preserve">Field trial on a rubble pile: wide vs compact array, accuracy vs Arosio's benchmark (RQ1)</w:t>
+              <w:t xml:space="preserve">Air deployment: drop mechanism, node survival, landing-position scatter</w:t>
+            </w:r>
+          </w:p>
+        </w:tc>
+        <w:tc>
+          <w:tcPr>
+            <w:tcW w:type="dxa" w:w="500"/>
+            <w:tcBorders>
+              <w:top w:val="single" w:color="808080" w:sz="4"/>
+              <w:left w:val="single" w:color="808080" w:sz="4"/>
+              <w:bottom w:val="single" w:color="808080" w:sz="4"/>
+              <w:right w:val="single" w:color="808080" w:sz="4"/>
+            </w:tcBorders>
+            <w:tcMar>
+              <w:top w:type="dxa" w:w="50"/>
+              <w:left w:type="dxa" w:w="90"/>
+              <w:bottom w:type="dxa" w:w="50"/>
+              <w:right w:type="dxa" w:w="90"/>
+            </w:tcMar>
+          </w:tcPr>
+          <w:p>
+            <w:pPr>
+              <w:spacing w:after="0" w:line="240"/>
+              <w:jc w:val="left"/>
+            </w:pPr>
+          </w:p>
+        </w:tc>
+        <w:tc>
+          <w:tcPr>
+            <w:tcW w:type="dxa" w:w="500"/>
+            <w:tcBorders>
+              <w:top w:val="single" w:color="808080" w:sz="4"/>
+              <w:left w:val="single" w:color="808080" w:sz="4"/>
+              <w:bottom w:val="single" w:color="808080" w:sz="4"/>
+              <w:right w:val="single" w:color="808080" w:sz="4"/>
+            </w:tcBorders>
+            <w:tcMar>
+              <w:top w:type="dxa" w:w="50"/>
+              <w:left w:type="dxa" w:w="90"/>
+              <w:bottom w:type="dxa" w:w="50"/>
+              <w:right w:type="dxa" w:w="90"/>
+            </w:tcMar>
+          </w:tcPr>
+          <w:p>
+            <w:pPr>
+              <w:spacing w:after="0" w:line="240"/>
+              <w:jc w:val="left"/>
+            </w:pPr>
+          </w:p>
+        </w:tc>
+        <w:tc>
+          <w:tcPr>
+            <w:tcW w:type="dxa" w:w="500"/>
+            <w:tcBorders>
+              <w:top w:val="single" w:color="808080" w:sz="4"/>
+              <w:left w:val="single" w:color="808080" w:sz="4"/>
+              <w:bottom w:val="single" w:color="808080" w:sz="4"/>
+              <w:right w:val="single" w:color="808080" w:sz="4"/>
+            </w:tcBorders>
+            <w:tcMar>
+              <w:top w:type="dxa" w:w="50"/>
+              <w:left w:type="dxa" w:w="90"/>
+              <w:bottom w:type="dxa" w:w="50"/>
+              <w:right w:type="dxa" w:w="90"/>
+            </w:tcMar>
+          </w:tcPr>
+          <w:p>
+            <w:pPr>
+              <w:spacing w:after="0" w:line="240"/>
+              <w:jc w:val="left"/>
+            </w:pPr>
+          </w:p>
+        </w:tc>
+        <w:tc>
+          <w:tcPr>
+            <w:tcW w:type="dxa" w:w="500"/>
+            <w:tcBorders>
+              <w:top w:val="single" w:color="808080" w:sz="4"/>
+              <w:left w:val="single" w:color="808080" w:sz="4"/>
+              <w:bottom w:val="single" w:color="808080" w:sz="4"/>
+              <w:right w:val="single" w:color="808080" w:sz="4"/>
+            </w:tcBorders>
+            <w:tcMar>
+              <w:top w:type="dxa" w:w="50"/>
+              <w:left w:type="dxa" w:w="90"/>
+              <w:bottom w:type="dxa" w:w="50"/>
+              <w:right w:type="dxa" w:w="90"/>
+            </w:tcMar>
+          </w:tcPr>
+          <w:p>
+            <w:pPr>
+              <w:spacing w:after="0" w:line="240"/>
+              <w:jc w:val="left"/>
+            </w:pPr>
+          </w:p>
+        </w:tc>
+        <w:tc>
+          <w:tcPr>
+            <w:tcW w:type="dxa" w:w="500"/>
+            <w:tcBorders>
+              <w:top w:val="single" w:color="808080" w:sz="4"/>
+              <w:left w:val="single" w:color="808080" w:sz="4"/>
+              <w:bottom w:val="single" w:color="808080" w:sz="4"/>
+              <w:right w:val="single" w:color="808080" w:sz="4"/>
+            </w:tcBorders>
+            <w:tcMar>
+              <w:top w:type="dxa" w:w="50"/>
+              <w:left w:type="dxa" w:w="90"/>
+              <w:bottom w:type="dxa" w:w="50"/>
+              <w:right w:type="dxa" w:w="90"/>
+            </w:tcMar>
+          </w:tcPr>
+          <w:p>
+            <w:pPr>
+              <w:spacing w:after="0" w:line="240"/>
+              <w:jc w:val="left"/>
+            </w:pPr>
+          </w:p>
+        </w:tc>
+        <w:tc>
+          <w:tcPr>
+            <w:tcW w:type="dxa" w:w="500"/>
+            <w:tcBorders>
+              <w:top w:val="single" w:color="808080" w:sz="4"/>
+              <w:left w:val="single" w:color="808080" w:sz="4"/>
+              <w:bottom w:val="single" w:color="808080" w:sz="4"/>
+              <w:right w:val="single" w:color="808080" w:sz="4"/>
+            </w:tcBorders>
+            <w:tcMar>
+              <w:top w:type="dxa" w:w="50"/>
+              <w:left w:type="dxa" w:w="90"/>
+              <w:bottom w:type="dxa" w:w="50"/>
+              <w:right w:type="dxa" w:w="90"/>
+            </w:tcMar>
+          </w:tcPr>
+          <w:p>
+            <w:pPr>
+              <w:spacing w:after="0" w:line="240"/>
+              <w:jc w:val="left"/>
+            </w:pPr>
+          </w:p>
+        </w:tc>
+        <w:tc>
+          <w:tcPr>
+            <w:tcW w:type="dxa" w:w="500"/>
+            <w:tcBorders>
+              <w:top w:val="single" w:color="808080" w:sz="4"/>
+              <w:left w:val="single" w:color="808080" w:sz="4"/>
+              <w:bottom w:val="single" w:color="808080" w:sz="4"/>
+              <w:right w:val="single" w:color="808080" w:sz="4"/>
+            </w:tcBorders>
+            <w:shd w:fill="7F7F7F" w:color="auto" w:val="clear"/>
+            <w:tcMar>
+              <w:top w:type="dxa" w:w="50"/>
+              <w:left w:type="dxa" w:w="90"/>
+              <w:bottom w:type="dxa" w:w="50"/>
+              <w:right w:type="dxa" w:w="90"/>
+            </w:tcMar>
+          </w:tcPr>
+          <w:p>
+            <w:pPr>
+              <w:spacing w:after="0" w:line="240"/>
+              <w:jc w:val="left"/>
+            </w:pPr>
+          </w:p>
+        </w:tc>
+        <w:tc>
+          <w:tcPr>
+            <w:tcW w:type="dxa" w:w="500"/>
+            <w:tcBorders>
+              <w:top w:val="single" w:color="808080" w:sz="4"/>
+              <w:left w:val="single" w:color="808080" w:sz="4"/>
+              <w:bottom w:val="single" w:color="808080" w:sz="4"/>
+              <w:right w:val="single" w:color="808080" w:sz="4"/>
+            </w:tcBorders>
+            <w:shd w:fill="7F7F7F" w:color="auto" w:val="clear"/>
+            <w:tcMar>
+              <w:top w:type="dxa" w:w="50"/>
+              <w:left w:type="dxa" w:w="90"/>
+              <w:bottom w:type="dxa" w:w="50"/>
+              <w:right w:type="dxa" w:w="90"/>
+            </w:tcMar>
+          </w:tcPr>
+          <w:p>
+            <w:pPr>
+              <w:spacing w:after="0" w:line="240"/>
+              <w:jc w:val="left"/>
+            </w:pPr>
+          </w:p>
+        </w:tc>
+        <w:tc>
+          <w:tcPr>
+            <w:tcW w:type="dxa" w:w="500"/>
+            <w:tcBorders>
+              <w:top w:val="single" w:color="808080" w:sz="4"/>
+              <w:left w:val="single" w:color="808080" w:sz="4"/>
+              <w:bottom w:val="single" w:color="808080" w:sz="4"/>
+              <w:right w:val="single" w:color="808080" w:sz="4"/>
+            </w:tcBorders>
+            <w:shd w:fill="7F7F7F" w:color="auto" w:val="clear"/>
+            <w:tcMar>
+              <w:top w:type="dxa" w:w="50"/>
+              <w:left w:type="dxa" w:w="90"/>
+              <w:bottom w:type="dxa" w:w="50"/>
+              <w:right w:type="dxa" w:w="90"/>
+            </w:tcMar>
+          </w:tcPr>
+          <w:p>
+            <w:pPr>
+              <w:spacing w:after="0" w:line="240"/>
+              <w:jc w:val="left"/>
+            </w:pPr>
+          </w:p>
+        </w:tc>
+        <w:tc>
+          <w:tcPr>
+            <w:tcW w:type="dxa" w:w="500"/>
+            <w:tcBorders>
+              <w:top w:val="single" w:color="808080" w:sz="4"/>
+              <w:left w:val="single" w:color="808080" w:sz="4"/>
+              <w:bottom w:val="single" w:color="808080" w:sz="4"/>
+              <w:right w:val="single" w:color="808080" w:sz="4"/>
+            </w:tcBorders>
+            <w:shd w:fill="7F7F7F" w:color="auto" w:val="clear"/>
+            <w:tcMar>
+              <w:top w:type="dxa" w:w="50"/>
+              <w:left w:type="dxa" w:w="90"/>
+              <w:bottom w:type="dxa" w:w="50"/>
+              <w:right w:type="dxa" w:w="90"/>
+            </w:tcMar>
+          </w:tcPr>
+          <w:p>
+            <w:pPr>
+              <w:spacing w:after="0" w:line="240"/>
+              <w:jc w:val="left"/>
+            </w:pPr>
+          </w:p>
+        </w:tc>
+        <w:tc>
+          <w:tcPr>
+            <w:tcW w:type="dxa" w:w="500"/>
+            <w:tcBorders>
+              <w:top w:val="single" w:color="808080" w:sz="4"/>
+              <w:left w:val="single" w:color="808080" w:sz="4"/>
+              <w:bottom w:val="single" w:color="808080" w:sz="4"/>
+              <w:right w:val="single" w:color="808080" w:sz="4"/>
+            </w:tcBorders>
+            <w:tcMar>
+              <w:top w:type="dxa" w:w="50"/>
+              <w:left w:type="dxa" w:w="90"/>
+              <w:bottom w:type="dxa" w:w="50"/>
+              <w:right w:type="dxa" w:w="90"/>
+            </w:tcMar>
+          </w:tcPr>
+          <w:p>
+            <w:pPr>
+              <w:spacing w:after="0" w:line="240"/>
+              <w:jc w:val="left"/>
+            </w:pPr>
+          </w:p>
+        </w:tc>
+        <w:tc>
+          <w:tcPr>
+            <w:tcW w:type="dxa" w:w="500"/>
+            <w:tcBorders>
+              <w:top w:val="single" w:color="808080" w:sz="4"/>
+              <w:left w:val="single" w:color="808080" w:sz="4"/>
+              <w:bottom w:val="single" w:color="808080" w:sz="4"/>
+              <w:right w:val="single" w:color="808080" w:sz="4"/>
+            </w:tcBorders>
+            <w:tcMar>
+              <w:top w:type="dxa" w:w="50"/>
+              <w:left w:type="dxa" w:w="90"/>
+              <w:bottom w:type="dxa" w:w="50"/>
+              <w:right w:type="dxa" w:w="90"/>
+            </w:tcMar>
+          </w:tcPr>
+          <w:p>
+            <w:pPr>
+              <w:spacing w:after="0" w:line="240"/>
+              <w:jc w:val="left"/>
+            </w:pPr>
+          </w:p>
+        </w:tc>
+      </w:tr>
+      <w:tr>
+        <w:trPr>
+          <w:cantSplit/>
+        </w:trPr>
+        <w:tc>
+          <w:tcPr>
+            <w:tcW w:type="dxa" w:w="4740"/>
+            <w:tcBorders>
+              <w:top w:val="single" w:color="808080" w:sz="4"/>
+              <w:left w:val="single" w:color="808080" w:sz="4"/>
+              <w:bottom w:val="single" w:color="808080" w:sz="4"/>
+              <w:right w:val="single" w:color="808080" w:sz="4"/>
+            </w:tcBorders>
+            <w:tcMar>
+              <w:top w:type="dxa" w:w="50"/>
+              <w:left w:type="dxa" w:w="90"/>
+              <w:bottom w:type="dxa" w:w="50"/>
+              <w:right w:type="dxa" w:w="90"/>
+            </w:tcMar>
+          </w:tcPr>
+          <w:p>
+            <w:pPr>
+              <w:spacing w:after="0" w:line="240"/>
+              <w:jc w:val="left"/>
+            </w:pPr>
+            <w:r>
+              <w:rPr>
+                <w:sz w:val="19"/>
+                <w:szCs w:val="19"/>
+              </w:rPr>
+              <w:t xml:space="preserve">Field trial on a rubble pile: coverage and BLIND cells, air-deployed vs hand-placed layout, nobody on the pile (RQ1)</w:t>
             </w:r>
           </w:p>
         </w:tc>
@@ -6488,10 +6950,10 @@
           <w:b/>
           <w:bCs/>
         </w:rPr>
-        <w:t xml:space="preserve">M2: go/no-go.</w:t>
-      </w:r>
-      <w:r>
-        <w:t xml:space="preserve"> The measured in-band ambient floor and the measured tap force are compared with the predicted tap amplitude at 3 m. If the floor swamps the tap, or the tap force is far below 50 N, the project stops here, having spent mainly on two geophones and one node.</w:t>
+        <w:t xml:space="preserve">M3: go/no-go.</w:t>
+      </w:r>
+      <w:r>
+        <w:t xml:space="preserve"> The measured in-band ambient floor and the measured tap force and spectrum are compared with the predicted tap amplitude at 3 m, in the band the measured tap spectrum indicates. If the floor swamps the tap, or the tap force is far below 50 N, the project stops here, having spent Rs. 30,301 (16.6% of the request) on two reference geophones, one node and the tap-force plate, plus local travel for the survey.</w:t>
       </w:r>
     </w:p>
     <w:p>
@@ -6512,7 +6974,7 @@
         <w:t xml:space="preserve">M4:</w:t>
       </w:r>
       <w:r>
-        <w:t xml:space="preserve"> measured tap detection margin at 1 / 3 / 10 m against the computed +23 to +41 dB prediction; analysis band fixed.</w:t>
+        <w:t xml:space="preserve"> measured tap detection margin at 1 / 3 / 10 m on a floor slab, against the prediction recomputed from the measured tap force and spectrum (the +23 to +41 dB in RQ3 is the pre-measurement estimate); detection band fixed.</w:t>
       </w:r>
     </w:p>
     <w:p>
@@ -6533,7 +6995,7 @@
         <w:t xml:space="preserve">M6:</w:t>
       </w:r>
       <w:r>
-        <w:t xml:space="preserve"> coupling-onto-debris result (first publishable result) and cardiac-bound manuscript submitted.</w:t>
+        <w:t xml:space="preserve"> cardiac-bound manuscript submitted.</w:t>
       </w:r>
     </w:p>
     <w:p>
@@ -6551,10 +7013,10 @@
           <w:b/>
           <w:bCs/>
         </w:rPr>
-        <w:t xml:space="preserve">M8:</w:t>
-      </w:r>
-      <w:r>
-        <w:t xml:space="preserve"> false-alarm rate measured on empty rubble with machinery running; RQ4 answered.</w:t>
+        <w:t xml:space="preserve">M7:</w:t>
+      </w:r>
+      <w:r>
+        <w:t xml:space="preserve"> coupling-onto-debris result (first publishable measurement).</w:t>
       </w:r>
     </w:p>
     <w:p>
@@ -6572,10 +7034,10 @@
           <w:b/>
           <w:bCs/>
         </w:rPr>
-        <w:t xml:space="preserve">M10:</w:t>
-      </w:r>
-      <w:r>
-        <w:t xml:space="preserve"> node-position error budget closed from measured landing scatter.</w:t>
+        <w:t xml:space="preserve">M8:</w:t>
+      </w:r>
+      <w:r>
+        <w:t xml:space="preserve"> per-look false-positive rate measured on empty rubble with machinery running; RQ4 answered.</w:t>
       </w:r>
     </w:p>
     <w:p>
@@ -6593,74 +7055,10 @@
           <w:b/>
           <w:bCs/>
         </w:rPr>
-        <w:t xml:space="preserve">M12:</w:t>
-      </w:r>
-      <w:r>
-        <w:t xml:space="preserve"> field-trial accuracy (RQ1), open dataset, final report, follow-on proposal.</w:t>
-      </w:r>
-    </w:p>
-    <w:p>
-      <w:pPr>
-        <w:keepNext/>
-        <w:spacing w:after="80" w:before="140"/>
-      </w:pPr>
-      <w:r>
-        <w:rPr>
-          <w:b/>
-          <w:bCs/>
-        </w:rPr>
-        <w:t xml:space="preserve">Other activities during the award period</w:t>
-      </w:r>
-    </w:p>
-    <w:p>
-      <w:pPr>
-        <w:spacing w:after="100" w:line="264"/>
-        <w:jc w:val="both"/>
-      </w:pPr>
-      <w:r>
-        <w:t xml:space="preserve">[Teaching load for each semester, administrative duties, and any planned conferences. Suggested venue for results: Near Surface Geophysics / EAGE Near Surface meetings, or IEEE Sensors.]</w:t>
-      </w:r>
-    </w:p>
-    <w:p>
-      <w:pPr>
-        <w:spacing w:after="100" w:line="264"/>
-        <w:jc w:val="both"/>
-      </w:pPr>
-      <w:r>
-        <w:t xml:space="preserve">Students: [number] undergraduate/postgraduate student(s) will work on node hardware, field recording and the detection software as part of their project work.</w:t>
-      </w:r>
-    </w:p>
-    <w:p>
-      <w:pPr>
-        <w:keepNext/>
-        <w:keepLines/>
-        <w:spacing w:after="120" w:before="200"/>
-        <w:jc w:val="both"/>
-      </w:pPr>
-      <w:r>
-        <w:rPr>
-          <w:b/>
-          <w:bCs/>
-        </w:rPr>
-        <w:t xml:space="preserve">4.  </w:t>
-      </w:r>
-      <w:r>
-        <w:rPr>
-          <w:b/>
-          <w:bCs/>
-          <w:i/>
-          <w:iCs/>
-        </w:rPr>
-        <w:t xml:space="preserve">If this is a new line of inquiry for you, briefly explain why you decided to pursue it. (1/2 page)</w:t>
-      </w:r>
-    </w:p>
-    <w:p>
-      <w:pPr>
-        <w:spacing w:after="100" w:line="264"/>
-        <w:jc w:val="both"/>
-      </w:pPr>
-      <w:r>
-        <w:t xml:space="preserve">[Adapt to the faculty member's background.] It is a new line for this group. The case for it comes from a gap that the prior art names itself:</w:t>
+        <w:t xml:space="preserve">M10:</w:t>
+      </w:r>
+      <w:r>
+        <w:t xml:space="preserve"> node-position error budget closed from measured landing scatter.</w:t>
       </w:r>
     </w:p>
     <w:p>
@@ -6674,17 +7072,78 @@
         <w:jc w:val="both"/>
       </w:pPr>
       <w:r>
-        <w:t xml:space="preserve">Arosio et al. established microseismic survivor location on rubble and named </w:t>
-      </w:r>
-      <w:r>
         <w:rPr>
           <w:b/>
           <w:bCs/>
         </w:rPr>
-        <w:t xml:space="preserve">limited array extent</w:t>
-      </w:r>
-      <w:r>
-        <w:t xml:space="preserve"> as a limitation [1]. Hand placement is what causes it; air deployment removes the cause. This is an argument about capability, which is stronger than an argument about cost.</w:t>
+        <w:t xml:space="preserve">M12:</w:t>
+      </w:r>
+      <w:r>
+        <w:t xml:space="preserve"> field-trial coverage result (RQ1), open dataset, final report, follow-on proposal.</w:t>
+      </w:r>
+    </w:p>
+    <w:p>
+      <w:pPr>
+        <w:keepNext/>
+        <w:spacing w:after="80" w:before="140"/>
+      </w:pPr>
+      <w:r>
+        <w:rPr>
+          <w:b/>
+          <w:bCs/>
+        </w:rPr>
+        <w:t xml:space="preserve">Other activities during the award period</w:t>
+      </w:r>
+    </w:p>
+    <w:p>
+      <w:pPr>
+        <w:spacing w:after="100" w:line="264"/>
+        <w:jc w:val="both"/>
+      </w:pPr>
+      <w:r>
+        <w:t xml:space="preserve">[Teaching load for each semester, administrative duties, and any planned conferences. Suggested venue for results: Near Surface Geophysics / EAGE Near Surface meetings, or IEEE Sensors.]</w:t>
+      </w:r>
+    </w:p>
+    <w:p>
+      <w:pPr>
+        <w:spacing w:after="100" w:line="264"/>
+        <w:jc w:val="both"/>
+      </w:pPr>
+      <w:r>
+        <w:t xml:space="preserve">Students: [number] undergraduate/postgraduate student(s) will work on node hardware, field recording and the detection software as part of their project work.</w:t>
+      </w:r>
+    </w:p>
+    <w:p>
+      <w:pPr>
+        <w:keepNext/>
+        <w:keepLines/>
+        <w:spacing w:after="120" w:before="200"/>
+        <w:jc w:val="both"/>
+      </w:pPr>
+      <w:r>
+        <w:rPr>
+          <w:b/>
+          <w:bCs/>
+        </w:rPr>
+        <w:t xml:space="preserve">4.  </w:t>
+      </w:r>
+      <w:r>
+        <w:rPr>
+          <w:b/>
+          <w:bCs/>
+          <w:i/>
+          <w:iCs/>
+        </w:rPr>
+        <w:t xml:space="preserve">If this is a new line of inquiry for you, briefly explain why you decided to pursue it. (1/2 page)</w:t>
+      </w:r>
+    </w:p>
+    <w:p>
+      <w:pPr>
+        <w:spacing w:after="100" w:line="264"/>
+        <w:jc w:val="both"/>
+      </w:pPr>
+      <w:r>
+        <w:t xml:space="preserve">[Adapt to the faculty member's background.] It is a new line for this group. The case for it comes from a gap that the prior art names itself:</w:t>
       </w:r>
     </w:p>
     <w:p>
@@ -6698,14 +7157,17 @@
         <w:jc w:val="both"/>
       </w:pPr>
       <w:r>
+        <w:t xml:space="preserve">Arosio et al. established microseismic survivor location on rubble and named </w:t>
+      </w:r>
+      <w:r>
         <w:rPr>
           <w:b/>
           <w:bCs/>
         </w:rPr>
-        <w:t xml:space="preserve">Nobody has characterised sensor coupling onto collapsed debris.</w:t>
-      </w:r>
-      <w:r>
-        <w:t xml:space="preserve"> All air-deployment work is parameterised by soil strength [8, 9]. This is a genuine, narrow, measurable gap.</w:t>
+        <w:t xml:space="preserve">limited array extent</w:t>
+      </w:r>
+      <w:r>
+        <w:t xml:space="preserve"> as a limitation [1]. Hand placement is what causes it; air deployment removes the cause. This is an argument about capability, which is stronger than an argument about cost.</w:t>
       </w:r>
     </w:p>
     <w:p>
@@ -6723,10 +7185,10 @@
           <w:b/>
           <w:bCs/>
         </w:rPr>
-        <w:t xml:space="preserve">The negative result is itself a contribution.</w:t>
-      </w:r>
-      <w:r>
-        <w:t xml:space="preserve"> A bound on cardiac detection through rubble has not been published, while the belief that it might work persists in practitioner literature [21].</w:t>
+        <w:t xml:space="preserve">Nobody has characterised sensor coupling onto collapsed debris.</w:t>
+      </w:r>
+      <w:r>
+        <w:t xml:space="preserve"> All air-deployment work is parameterised by soil strength [8, 9]. This is a genuine, narrow, measurable gap.</w:t>
       </w:r>
     </w:p>
     <w:p>
@@ -6744,34 +7206,10 @@
           <w:b/>
           <w:bCs/>
         </w:rPr>
-        <w:t xml:space="preserve">Indian context:</w:t>
-      </w:r>
-      <w:r>
-        <w:t xml:space="preserve"> the NDRF Human Life Detector Type-I specification contains no automated-localization requirement at all [5]. That is a capability gap documented in the procuring agency's own words.</w:t>
-      </w:r>
-    </w:p>
-    <w:p>
-      <w:pPr>
-        <w:keepNext/>
-        <w:keepLines/>
-        <w:spacing w:after="120" w:before="200"/>
-        <w:jc w:val="both"/>
-      </w:pPr>
-      <w:r>
-        <w:rPr>
-          <w:b/>
-          <w:bCs/>
-        </w:rPr>
-        <w:t xml:space="preserve">5.  </w:t>
-      </w:r>
-      <w:r>
-        <w:rPr>
-          <w:b/>
-          <w:bCs/>
-          <w:i/>
-          <w:iCs/>
-        </w:rPr>
-        <w:t xml:space="preserve">What products (i.e., publications, presentations, performances, outside funding, patents) would you anticipate from this project? (1/2 page)</w:t>
+        <w:t xml:space="preserve">The negative result is itself a contribution.</w:t>
+      </w:r>
+      <w:r>
+        <w:t xml:space="preserve"> A bound on cardiac detection through rubble has not been published, while the belief that it might work persists in practitioner literature [21].</w:t>
       </w:r>
     </w:p>
     <w:p>
@@ -6789,10 +7227,34 @@
           <w:b/>
           <w:bCs/>
         </w:rPr>
-        <w:t xml:space="preserve">Journal article 1:</w:t>
-      </w:r>
-      <w:r>
-        <w:t xml:space="preserve"> the cardiac seismic detection bound through rubble, a negative result publishable on its own.</w:t>
+        <w:t xml:space="preserve">Indian context:</w:t>
+      </w:r>
+      <w:r>
+        <w:t xml:space="preserve"> the NDRF Human Life Detector Type-I specification contains no automated-localization requirement at all [5]. That is a capability gap documented in the procuring agency's own words.</w:t>
+      </w:r>
+    </w:p>
+    <w:p>
+      <w:pPr>
+        <w:keepNext/>
+        <w:keepLines/>
+        <w:spacing w:after="120" w:before="200"/>
+        <w:jc w:val="both"/>
+      </w:pPr>
+      <w:r>
+        <w:rPr>
+          <w:b/>
+          <w:bCs/>
+        </w:rPr>
+        <w:t xml:space="preserve">5.  </w:t>
+      </w:r>
+      <w:r>
+        <w:rPr>
+          <w:b/>
+          <w:bCs/>
+          <w:i/>
+          <w:iCs/>
+        </w:rPr>
+        <w:t xml:space="preserve">What products (i.e., publications, presentations, performances, outside funding, patents) would you anticipate from this project? (1/2 page)</w:t>
       </w:r>
     </w:p>
     <w:p>
@@ -6810,10 +7272,10 @@
           <w:b/>
           <w:bCs/>
         </w:rPr>
-        <w:t xml:space="preserve">Journal article 2:</w:t>
-      </w:r>
-      <w:r>
-        <w:t xml:space="preserve"> air-deployed array extent and localization accuracy on rubble, with the false-alarm result.</w:t>
+        <w:t xml:space="preserve">Journal article 1:</w:t>
+      </w:r>
+      <w:r>
+        <w:t xml:space="preserve"> the cardiac seismic detection bound through rubble, a negative result publishable on its own.</w:t>
       </w:r>
     </w:p>
     <w:p>
@@ -6831,10 +7293,10 @@
           <w:b/>
           <w:bCs/>
         </w:rPr>
-        <w:t xml:space="preserve">Short measurement paper (possible):</w:t>
-      </w:r>
-      <w:r>
-        <w:t xml:space="preserve"> coupling of free-laid and air-dropped geophone nodes onto collapsed debris.</w:t>
+        <w:t xml:space="preserve">Journal article 2:</w:t>
+      </w:r>
+      <w:r>
+        <w:t xml:space="preserve"> air-deployed array extent on rubble: coverage and BLIND-cell reduction with nobody on the pile, with the false-alarm result.</w:t>
       </w:r>
     </w:p>
     <w:p>
@@ -6852,20 +7314,10 @@
           <w:b/>
           <w:bCs/>
         </w:rPr>
-        <w:t xml:space="preserve">Presentations:</w:t>
-      </w:r>
-      <w:r>
-        <w:t xml:space="preserve"> near-surface geophysics and search-and-rescue technology venues; Arosio's line of work appears in </w:t>
-      </w:r>
-      <w:r>
-        <w:rPr>
-          <w:i/>
-          <w:iCs/>
-        </w:rPr>
-        <w:t xml:space="preserve">Near Surface Geophysics</w:t>
-      </w:r>
-      <w:r>
-        <w:t xml:space="preserve"> and at EAGE meetings.</w:t>
+        <w:t xml:space="preserve">Short measurement paper (possible):</w:t>
+      </w:r>
+      <w:r>
+        <w:t xml:space="preserve"> coupling of free-laid and air-dropped geophone nodes onto collapsed debris.</w:t>
       </w:r>
     </w:p>
     <w:p>
@@ -6883,10 +7335,20 @@
           <w:b/>
           <w:bCs/>
         </w:rPr>
-        <w:t xml:space="preserve">Open dataset and code:</w:t>
-      </w:r>
-      <w:r>
-        <w:t xml:space="preserve"> debris noise recordings, tap-force and tap-spectrum measurements, coupling transfer functions, node firmware and the detection pipeline.</w:t>
+        <w:t xml:space="preserve">Presentations:</w:t>
+      </w:r>
+      <w:r>
+        <w:t xml:space="preserve"> near-surface geophysics and search-and-rescue technology venues; Arosio's line of work appears in </w:t>
+      </w:r>
+      <w:r>
+        <w:rPr>
+          <w:i/>
+          <w:iCs/>
+        </w:rPr>
+        <w:t xml:space="preserve">Near Surface Geophysics</w:t>
+      </w:r>
+      <w:r>
+        <w:t xml:space="preserve"> and at EAGE meetings.</w:t>
       </w:r>
     </w:p>
     <w:p>
@@ -6904,10 +7366,31 @@
           <w:b/>
           <w:bCs/>
         </w:rPr>
+        <w:t xml:space="preserve">Open dataset and code:</w:t>
+      </w:r>
+      <w:r>
+        <w:t xml:space="preserve"> debris noise recordings, tap-force and tap-spectrum measurements, coupling transfer functions, node firmware and the detection pipeline.</w:t>
+      </w:r>
+    </w:p>
+    <w:p>
+      <w:pPr>
+        <w:pStyle w:val="ListParagraph"/>
+        <w:numPr>
+          <w:ilvl w:val="0"/>
+          <w:numId w:val="2"/>
+        </w:numPr>
+        <w:spacing w:after="60" w:line="264"/>
+        <w:jc w:val="both"/>
+      </w:pPr>
+      <w:r>
+        <w:rPr>
+          <w:b/>
+          <w:bCs/>
+        </w:rPr>
         <w:t xml:space="preserve">Outside funding:</w:t>
       </w:r>
       <w:r>
-        <w:t xml:space="preserve"> measured coupling and accuracy results are the precondition for a credible NDRF/NDMA-facing or agency proposal. This project is scoped to produce that evidence.</w:t>
+        <w:t xml:space="preserve"> measured coupling and coverage results are the precondition for a credible NDRF/NDMA-facing or agency proposal. This project is scoped to produce that evidence.</w:t>
       </w:r>
     </w:p>
     <w:p>
@@ -7746,7 +8229,7 @@
         <w:t xml:space="preserve">+33% landed cost</w:t>
       </w:r>
       <w:r>
-        <w:t xml:space="preserve"> added for basic customs duty, social welfare surcharge and IGST. The SM-24 geophone is priced at a current Indian distributor listing. Component prices on this project moved 8–16% in 19 days, so every line will be re-quoted before purchase.</w:t>
+        <w:t xml:space="preserve"> added for basic customs duty, social welfare surcharge and IGST; international freight is not yet included. Prices checked on 2026-10-11: the SM-24 lists at USD 69.95 each from SparkFun (USD 66.45 from 25 units), about Rs. 7,815 landed, 9% above the Rs. 7,140 budgeted; the Indian distributor listing that matched Rs. 7,140 now shows Rs. 11,616. At the direct-import price the shortfall for ten units is about Rs. 6,750, which contingency covers. The tap-force plate is an estimate, not a quote. Every line will be re-quoted, with its date, before purchase.</w:t>
       </w:r>
     </w:p>
     <w:p>
@@ -8466,7 +8949,7 @@
           <w:b/>
           <w:bCs/>
         </w:rPr>
-        <w:t xml:space="preserve">Regulatory items (not requested in this budget)</w:t>
+        <w:t xml:space="preserve">Regulatory items, including one unfunded cost</w:t>
       </w:r>
     </w:p>
     <w:p>
@@ -8508,7 +8991,17 @@
         <w:t xml:space="preserve">Radio.</w:t>
       </w:r>
       <w:r>
-        <w:t xml:space="preserve"> The 865–867 MHz band is licence-exempt only for type-approved equipment [24]. Months 1–4 use a wired array. Radio modules will be chosen from those holding WPC Equipment Type Approval; if none fits, approval will be sought through the institute before any over-the-air test.</w:t>
+        <w:t xml:space="preserve"> The 865–868 MHz band is licence-exempt only for type-approved equipment [24]. Months 1–4 use a wired array; from month 5 the mesh needs an on-air radio. </w:t>
+      </w:r>
+      <w:r>
+        <w:rPr>
+          <w:b/>
+          <w:bCs/>
+        </w:rPr>
+        <w:t xml:space="preserve">WPC Equipment Type Approval is not in this budget.</w:t>
+      </w:r>
+      <w:r>
+        <w:t xml:space="preserve"> If the chosen radio module does not already hold it, approval for our own module is estimated at Rs. 1,50,000 (application plus an accredited test-lab report; an estimate, not a quote), 82% of this request. Before purchase, the module's approval is checked against the WPC register. If no approved module fits and the institute has not committed approval funding in writing by month 4, nodes do not transmit: they record locally with timestamps and are read out after each trial. Coverage (RQ1), coupling (RQ2) and false-alarm (RQ4) results are then computed offline; live reporting is not demonstrated, and clock offsets for localization are recovered from a hammer shot at a surveyed point, a method the project would first have to validate.</w:t>
       </w:r>
     </w:p>
     <w:p>
@@ -8562,7 +9055,7 @@
           <w:sz w:val="19"/>
           <w:szCs w:val="19"/>
         </w:rPr>
-        <w:t xml:space="preserve">FEMA National US&amp;R Response System. Structural collapse training material, Module 3 Unit 3 [exact title to be confirmed]. fema.gov/pdf/emergency/usr/mod3_u3.pdf</w:t>
+        <w:t xml:space="preserve">Federal Emergency Management Agency. US&amp;R Incident Support Team Training Student Manual, Module 3, Unit III: Operations Functional Training. fema.gov/pdf/emergency/usr/mod3_u3.pdf</w:t>
       </w:r>
     </w:p>
     <w:p>
@@ -8670,7 +9163,7 @@
           <w:sz w:val="19"/>
           <w:szCs w:val="19"/>
         </w:rPr>
-        <w:t xml:space="preserve">Stewart, R. R., et al. (2016). Drone-deployed geophones. SEG Technical Program Expanded Abstracts 2016. [Exact title and DOI to be confirmed.]</w:t>
+        <w:t xml:space="preserve">Stewart, R. R., Chang, L., Sudarshan, S. K. V., Becker, A. T., &amp; Huang, L. (2016). An unmanned aerial vehicle with vibration sensing ability (seismic drone). SEG Technical Program Expanded Abstracts 2016, 225–229. doi:10.1190/segam2016-13973407.1</w:t>
       </w:r>
     </w:p>
     <w:p>
@@ -8688,7 +9181,7 @@
           <w:sz w:val="19"/>
           <w:szCs w:val="19"/>
         </w:rPr>
-        <w:t xml:space="preserve">Sudarshan, S., et al. A heterogeneous robotics team for large-scale seismic sensing (SeismicDart). NSF award IIS-1553063. [Venue to be confirmed.]</w:t>
+        <w:t xml:space="preserve">Sudarshan, S. K., Montano, V., Nguyen, A., McClimans, M., Chang, L., Stewart, R. R., &amp; Becker, A. T. (2017). A heterogeneous robotics team for large-scale seismic sensing (SeismicDart). IEEE Robotics and Automation Letters, 2(3), 1328–1335. doi:10.1109/LRA.2017.2666300</w:t>
       </w:r>
     </w:p>
     <w:p>
@@ -8742,7 +9235,7 @@
           <w:sz w:val="19"/>
           <w:szCs w:val="19"/>
         </w:rPr>
-        <w:t xml:space="preserve">Ekimov, A., &amp; Sabatier, J. M. (2006). Vibration and sound signatures of human footsteps in buildings. Journal of the Acoustical Society of America, 120(2), 762.</w:t>
+        <w:t xml:space="preserve">Ekimov, A., &amp; Sabatier, J. M. (2006). Vibration and sound signatures of human footsteps in buildings. Journal of the Acoustical Society of America, 120(2), 762–768. doi:10.1121/1.2217371</w:t>
       </w:r>
     </w:p>
     <w:p>
@@ -8760,7 +9253,7 @@
           <w:sz w:val="19"/>
           <w:szCs w:val="19"/>
         </w:rPr>
-        <w:t xml:space="preserve">Krohn, C. E. (1984). Geophone ground coupling. Geophysics, 49(6), 722–731. doi:10.1190/1.1441700</w:t>
+        <w:t xml:space="preserve">Krohn, C. E. (1984). Geophone ground coupling. Geophysics, 49(6), 722–731. doi:10.1190/1.1441700 (Abstract read; full text not yet retrieved.)</w:t>
       </w:r>
     </w:p>
     <w:p>
@@ -8904,7 +9397,7 @@
           <w:sz w:val="19"/>
           <w:szCs w:val="19"/>
         </w:rPr>
-        <w:t xml:space="preserve">Donnelly, [initials]. Building collapse: rescue operation's technical search capabilities. Fire Engineering.</w:t>
+        <w:t xml:space="preserve">Donnelly, T. (2010, October 1). Building collapse: rescue operation's technical search capabilities. Fire Engineering.</w:t>
       </w:r>
     </w:p>
     <w:p>
@@ -8958,7 +9451,43 @@
           <w:sz w:val="19"/>
           <w:szCs w:val="19"/>
         </w:rPr>
-        <w:t xml:space="preserve">Department of Telecommunications. G.S.R. 564(E), 30 July 2008 (use of 865–867 MHz band).</w:t>
+        <w:t xml:space="preserve">Department of Telecommunications (WPC Wing). G.S.R. 853(E), 10 December 2021. Use of Low Power Equipment in the Frequency Band 865–868 MHz for Short Range Devices (Exemption from Licence) Rules, 2021.</w:t>
+      </w:r>
+    </w:p>
+    <w:p>
+      <w:pPr>
+        <w:pStyle w:val="ListParagraph"/>
+        <w:numPr>
+          <w:ilvl w:val="0"/>
+          <w:numId w:val="4"/>
+        </w:numPr>
+        <w:spacing w:after="50"/>
+        <w:jc w:val="left"/>
+      </w:pPr>
+      <w:r>
+        <w:rPr>
+          <w:sz w:val="19"/>
+          <w:szCs w:val="19"/>
+        </w:rPr>
+        <w:t xml:space="preserve">Jia, Z., Bonde, A., Li, S., Xu, C., Wang, J., Zhang, Y., Howard, R. E., &amp; Zhang, P. (2017). Monitoring a person's heart rate and respiratory rate on a shared bed using geophones. Proc. 15th ACM Conference on Embedded Network Sensor Systems (SenSys '17). doi:10.1145/3131672.3131679</w:t>
+      </w:r>
+    </w:p>
+    <w:p>
+      <w:pPr>
+        <w:pStyle w:val="ListParagraph"/>
+        <w:numPr>
+          <w:ilvl w:val="0"/>
+          <w:numId w:val="4"/>
+        </w:numPr>
+        <w:spacing w:after="50"/>
+        <w:jc w:val="left"/>
+      </w:pPr>
+      <w:r>
+        <w:rPr>
+          <w:sz w:val="19"/>
+          <w:szCs w:val="19"/>
+        </w:rPr>
+        <w:t xml:space="preserve">Dong, Y., Codling, J. R., Rohrer, G., Miles, J., Sharma, S., Brown-Brandl, T., Zhang, P., &amp; Noh, H. Y. (2022). PigV²: Monitoring pig vital signs through ground vibrations induced by heartbeat and respiration. arXiv:2212.03378</w:t>
       </w:r>
     </w:p>
     <w:sectPr>
@@ -9067,6 +9596,22 @@
       </w:r>
       <w:r>
         <w:continuationSeparator/>
+      </w:r>
+    </w:p>
+  </w:footnote>
+  <w:footnote w:id="1">
+    <w:p>
+      <w:pPr>
+        <w:pStyle w:val="FootnoteText"/>
+      </w:pPr>
+      <w:r>
+        <w:rPr>
+          <w:rStyle w:val="FootnoteReference"/>
+        </w:rPr>
+        <w:footnoteRef/>
+      </w:r>
+      <w:r>
+        <w:t xml:space="preserve"> Both margins were computed from a footstep anchor read before a 2026-10-08 correction (Section 2C). The corrected anchor raises every computed amplitude by about 6.5 dB, so the tap margins are conservative by that amount and the cardiac deficit is overstated by it; neither conclusion changes. The figures are deliberately left unrevised: they also scale with a tap force that has not been measured, and are recomputed once, from measured inputs, at M4.</w:t>
       </w:r>
     </w:p>
   </w:footnote>

--- a/docs/proposal/Research_Proposal_Air_Deployed_Seismic_Mesh.docx
+++ b/docs/proposal/Research_Proposal_Air_Deployed_Seismic_Mesh.docx
@@ -804,7 +804,7 @@
         <w:t xml:space="preserve">tap</w:t>
       </w:r>
       <w:r>
-        <w:t xml:space="preserve">. Calling out is the other half of that doctrine; a voice channel needs a microphone this award does not fund, so it is left to later work.</w:t>
+        <w:t xml:space="preserve">. Calling out is the other half of that doctrine; a voice channel (200 Hz–3 kHz) needs a microphone this award neither funds nor schedules, so it is left to later work.</w:t>
       </w:r>
     </w:p>
     <w:p>
@@ -824,6 +824,11 @@
       </w:r>
       <w:r>
         <w:t xml:space="preserve"> rather than soil; a measured comparison of how much of a debris pile an air-deployed array covers, and how many cells it leaves BLIND, against a compact hand-placed array, with nobody on the pile; a measured false-alarm rate for the repeated-silence rule; and the published cardiac bound. The work is ordered so that the two cheapest measurements, background vibration on site and the force of a real human tap, are made in the first three months, the tap measurement only after ethics approval. Either can stop the project before significant money is spent: until then only the instruments those two measurements need are bought.</w:t>
+      </w:r>
+    </w:p>
+    <w:p>
+      <w:r>
+        <w:br w:type="page"/>
       </w:r>
     </w:p>
     <w:p>
@@ -874,24 +879,18 @@
     </w:p>
     <w:p>
       <w:pPr>
-        <w:keepNext/>
-        <w:spacing w:after="80" w:before="140"/>
+        <w:spacing w:after="100" w:line="264"/>
+        <w:jc w:val="both"/>
       </w:pPr>
       <w:r>
         <w:rPr>
           <w:b/>
           <w:bCs/>
         </w:rPr>
-        <w:t xml:space="preserve">What changed, and why</w:t>
-      </w:r>
-    </w:p>
-    <w:p>
-      <w:pPr>
-        <w:spacing w:after="100" w:line="264"/>
-        <w:jc w:val="both"/>
-      </w:pPr>
-      <w:r>
-        <w:t xml:space="preserve">An earlier design for this project aimed to detect heartbeats with MEMS accelerometers behind a 0.5–4 Hz filter. That filter matched the heart's </w:t>
+        <w:t xml:space="preserve">What changed, and why. </w:t>
+      </w:r>
+      <w:r>
+        <w:t xml:space="preserve">An earlier design targeted heartbeats with MEMS accelerometers behind a 0.5–4 Hz filter — the heart’s </w:t>
       </w:r>
       <w:r>
         <w:rPr>
@@ -901,7 +900,7 @@
         <w:t xml:space="preserve">repetition rate</w:t>
       </w:r>
       <w:r>
-        <w:t xml:space="preserve"> (60–120 beats per minute), not the </w:t>
+        <w:t xml:space="preserve">, not the </w:t>
       </w:r>
       <w:r>
         <w:rPr>
@@ -911,7 +910,7 @@
         <w:t xml:space="preserve">bandwidth</w:t>
       </w:r>
       <w:r>
-        <w:t xml:space="preserve"> of each beat, which is a broadband impulse with a 50–150 ms rise. The filter kept the rate and discarded the signal. Correcting the error, and using source forces that have since been measured [14–16], put the cardiac signal 38–60 dB below that MEMS sensor's floor (ADXL355, 25 µg/√Hz). The same correction reverses the original sensor choice: a geophone (SM-24) is far quieter than the MEMS part in the band where the signal actually lives. A tap at 3 m clears that geophone's assumed floor with a predicted margin of +23 to +41 dB (noise bandwidth and tap force as stated under RQ3).</w:t>
+        <w:t xml:space="preserve"> of each beat, a broadband impulse with a 50–150 ms rise. The filter kept the rate and discarded the signal. Corrected, and with source forces since measured [14–16], the cardiac signal sits 38–60 dB below that MEMS floor (ADXL355, 25 µg/√Hz). The same correction reverses the sensor choice to an SM-24 geophone, far quieter in the band where the signal lives (margins under RQ3).</w:t>
       </w:r>
     </w:p>
     <w:p>
@@ -1051,7 +1050,6 @@
       </w:tr>
       <w:tr>
         <w:trPr>
-          <w:cantSplit/>
           <w:tblHeader w:val="off"/>
         </w:trPr>
         <w:tc>
@@ -1149,14 +1147,13 @@
                 <w:sz w:val="19"/>
                 <w:szCs w:val="19"/>
               </w:rPr>
-              <w:t xml:space="preserve">With the same six nodes, an air-deployed layout leaves fewer of a test area's 2–5 m cells BLIND than a compact, hand-placed layout, and puts nobody on the debris; deployment time is recorded for both. A cell counts as covered when a reference tap at its centre is detected by at least five nodes, the minimum for a TDoA fix with wave velocity unknown. Point accuracy is reported for both layouts but is not the claim: air-node positions carry 2–5 m uncertainty against centimetres for surveyed hand placement, and array geometry moves the total error by under 1 m, less than one cell [computed]. That location error is bounded by node position is standard geometric-dilution-of-precision (GDOP) analysis, stated as an error-budget result, not a discovery.</w:t>
+              <w:t xml:space="preserve">With the same six nodes, an air-deployed layout leaves fewer of a test area's 2–5 m cells BLIND than a compact, hand-placed layout, and puts nobody on the debris; deployment time is recorded for both. A cell counts as covered when a reference tap at its centre is detected by at least five nodes, the minimum for a TDoA fix with wave velocity unknown. Point accuracy is reported for both layouts but is not the claim (section E).</w:t>
             </w:r>
           </w:p>
         </w:tc>
       </w:tr>
       <w:tr>
         <w:trPr>
-          <w:cantSplit/>
           <w:tblHeader w:val="off"/>
         </w:trPr>
         <w:tc>
@@ -1293,7 +1290,6 @@
       </w:tr>
       <w:tr>
         <w:trPr>
-          <w:cantSplit/>
           <w:tblHeader w:val="off"/>
         </w:trPr>
         <w:tc>
@@ -1420,14 +1416,13 @@
                 <w:sz w:val="19"/>
                 <w:szCs w:val="19"/>
               </w:rPr>
-              <w:t xml:space="preserve"> floor the original design assumed [computed from measured forces, same bandwidth] and cannot be recovered. A tap and a heartbeat differ by +32 to +56 dB at the same range [computed], which is why retargeting to tapping works. The published bound is computed against the measured site noise floor, not sensor self-noise.</w:t>
+              <w:t xml:space="preserve"> floor the original design assumed [computed from measured forces, same bandwidth] and cannot be recovered. A tap and a heartbeat differ by +32 to +56 dB at the same range [computed], which is why retargeting to tapping works.</w:t>
             </w:r>
           </w:p>
         </w:tc>
       </w:tr>
       <w:tr>
         <w:trPr>
-          <w:cantSplit/>
           <w:tblHeader w:val="off"/>
         </w:trPr>
         <w:tc>
@@ -1525,7 +1520,7 @@
                 <w:sz w:val="19"/>
                 <w:szCs w:val="19"/>
               </w:rPr>
-              <w:t xml:space="preserve">With illustrative per-look figures (93% sensitivity, 7% false-positive rate, 1.4% prior), a single look gives a positive predictive value near 16%. Requiring detection in at least 60% of available looks raises it to 82% at five looks, 98% at six and above 99% from seven [computed; assumes independent looks, which the test checks]. Target, stated </w:t>
+              <w:t xml:space="preserve">With illustrative per-look figures (93% sensitivity, 7% false-positive rate, 1.4% prior), a single look gives a positive predictive value near 16%. Requiring detection in at least 60% of available looks raises it to 82% at five looks, 98% at six and above 99% from seven [computed; assumes independent looks, which the test checks]. Target: on </w:t>
             </w:r>
             <w:r>
               <w:rPr>
@@ -1534,22 +1529,6 @@
                 <w:sz w:val="19"/>
                 <w:szCs w:val="19"/>
               </w:rPr>
-              <w:t xml:space="preserve">per look</w:t>
-            </w:r>
-            <w:r>
-              <w:rPr>
-                <w:sz w:val="19"/>
-                <w:szCs w:val="19"/>
-              </w:rPr>
-              <w:t xml:space="preserve"> because nodes listen only about once an hour: on </w:t>
-            </w:r>
-            <w:r>
-              <w:rPr>
-                <w:b/>
-                <w:bCs/>
-                <w:sz w:val="19"/>
-                <w:szCs w:val="19"/>
-              </w:rPr>
               <w:t xml:space="preserve">empty</w:t>
             </w:r>
             <w:r>
@@ -1557,7 +1536,7 @@
                 <w:sz w:val="19"/>
                 <w:szCs w:val="19"/>
               </w:rPr>
-              <w:t xml:space="preserve"> rubble with machinery running, a per-look false-positive rate no higher than the 7% assumed above, and no correlation of false detections between successive All Quiet windows.</w:t>
+              <w:t xml:space="preserve"> rubble with machinery running, a per-look false-positive rate no higher than the 7% assumed, and no correlation between successive windows.</w:t>
             </w:r>
           </w:p>
         </w:tc>
@@ -1565,11 +1544,16 @@
     </w:tbl>
     <w:p>
       <w:pPr>
-        <w:spacing w:after="80"/>
-      </w:pPr>
-    </w:p>
-    <w:p>
-      <w:pPr>
+        <w:spacing w:after="0" w:line="40" w:lineRule="exact"/>
+        <w:rPr>
+          <w:sz w:val="4"/>
+          <w:szCs w:val="4"/>
+        </w:rPr>
+      </w:pPr>
+    </w:p>
+    <w:p>
+      <w:pPr>
+        <w:widowControl w:val="0"/>
         <w:spacing w:after="100" w:line="264"/>
         <w:jc w:val="both"/>
       </w:pPr>
@@ -1581,833 +1565,14 @@
         <w:t xml:space="preserve">Key unmeasured input.</w:t>
       </w:r>
       <w:r>
-        <w:t xml:space="preserve"> Every tap margin above scales with the force and frequency content of a human tap. The working figures, 50–300 N with energy at 60–80 Hz, have no published source; the nearest published values come from destructive strikes and were rejected. They are therefore measured first (Activity 3), after ethics approval.</w:t>
-      </w:r>
-    </w:p>
-    <w:p>
-      <w:pPr>
-        <w:keepNext/>
-        <w:spacing w:after="80" w:before="140"/>
-      </w:pPr>
-      <w:r>
-        <w:rPr>
-          <w:b/>
-          <w:bCs/>
-        </w:rPr>
-        <w:t xml:space="preserve">Prior art, cited and distinguished</w:t>
-      </w:r>
-    </w:p>
-    <w:tbl>
-      <w:tblPr>
-        <w:tblW w:type="dxa" w:w="10740"/>
-        <w:tblBorders>
-          <w:top w:val="single" w:color="auto" w:sz="4"/>
-          <w:left w:val="single" w:color="auto" w:sz="4"/>
-          <w:bottom w:val="single" w:color="auto" w:sz="4"/>
-          <w:right w:val="single" w:color="auto" w:sz="4"/>
-          <w:insideH w:val="single" w:color="auto" w:sz="4"/>
-          <w:insideV w:val="single" w:color="auto" w:sz="4"/>
-        </w:tblBorders>
-      </w:tblPr>
-      <w:tblGrid>
-        <w:gridCol w:w="3500"/>
-        <w:gridCol w:w="3620"/>
-        <w:gridCol w:w="3620"/>
-      </w:tblGrid>
-      <w:tr>
-        <w:trPr>
-          <w:cantSplit/>
-          <w:tblHeader/>
-        </w:trPr>
-        <w:tc>
-          <w:tcPr>
-            <w:tcW w:type="dxa" w:w="3500"/>
-            <w:tcBorders>
-              <w:top w:val="single" w:color="808080" w:sz="4"/>
-              <w:left w:val="single" w:color="808080" w:sz="4"/>
-              <w:bottom w:val="single" w:color="808080" w:sz="4"/>
-              <w:right w:val="single" w:color="808080" w:sz="4"/>
-            </w:tcBorders>
-            <w:shd w:fill="D9D9D9" w:color="auto" w:val="clear"/>
-            <w:tcMar>
-              <w:top w:type="dxa" w:w="50"/>
-              <w:left w:type="dxa" w:w="90"/>
-              <w:bottom w:type="dxa" w:w="50"/>
-              <w:right w:type="dxa" w:w="90"/>
-            </w:tcMar>
-          </w:tcPr>
-          <w:p>
-            <w:pPr>
-              <w:spacing w:after="0" w:line="240"/>
-              <w:jc w:val="left"/>
-            </w:pPr>
-            <w:r>
-              <w:rPr>
-                <w:b/>
-                <w:bCs/>
-                <w:sz w:val="19"/>
-                <w:szCs w:val="19"/>
-              </w:rPr>
-              <w:t xml:space="preserve">Work</w:t>
-            </w:r>
-          </w:p>
-        </w:tc>
-        <w:tc>
-          <w:tcPr>
-            <w:tcW w:type="dxa" w:w="3620"/>
-            <w:tcBorders>
-              <w:top w:val="single" w:color="808080" w:sz="4"/>
-              <w:left w:val="single" w:color="808080" w:sz="4"/>
-              <w:bottom w:val="single" w:color="808080" w:sz="4"/>
-              <w:right w:val="single" w:color="808080" w:sz="4"/>
-            </w:tcBorders>
-            <w:shd w:fill="D9D9D9" w:color="auto" w:val="clear"/>
-            <w:tcMar>
-              <w:top w:type="dxa" w:w="50"/>
-              <w:left w:type="dxa" w:w="90"/>
-              <w:bottom w:type="dxa" w:w="50"/>
-              <w:right w:type="dxa" w:w="90"/>
-            </w:tcMar>
-          </w:tcPr>
-          <w:p>
-            <w:pPr>
-              <w:spacing w:after="0" w:line="240"/>
-              <w:jc w:val="left"/>
-            </w:pPr>
-            <w:r>
-              <w:rPr>
-                <w:b/>
-                <w:bCs/>
-                <w:sz w:val="19"/>
-                <w:szCs w:val="19"/>
-              </w:rPr>
-              <w:t xml:space="preserve">What it establishes</w:t>
-            </w:r>
-          </w:p>
-        </w:tc>
-        <w:tc>
-          <w:tcPr>
-            <w:tcW w:type="dxa" w:w="3620"/>
-            <w:tcBorders>
-              <w:top w:val="single" w:color="808080" w:sz="4"/>
-              <w:left w:val="single" w:color="808080" w:sz="4"/>
-              <w:bottom w:val="single" w:color="808080" w:sz="4"/>
-              <w:right w:val="single" w:color="808080" w:sz="4"/>
-            </w:tcBorders>
-            <w:shd w:fill="D9D9D9" w:color="auto" w:val="clear"/>
-            <w:tcMar>
-              <w:top w:type="dxa" w:w="50"/>
-              <w:left w:type="dxa" w:w="90"/>
-              <w:bottom w:type="dxa" w:w="50"/>
-              <w:right w:type="dxa" w:w="90"/>
-            </w:tcMar>
-          </w:tcPr>
-          <w:p>
-            <w:pPr>
-              <w:spacing w:after="0" w:line="240"/>
-              <w:jc w:val="left"/>
-            </w:pPr>
-            <w:r>
-              <w:rPr>
-                <w:b/>
-                <w:bCs/>
-                <w:sz w:val="19"/>
-                <w:szCs w:val="19"/>
-              </w:rPr>
-              <w:t xml:space="preserve">How this project differs</w:t>
-            </w:r>
-          </w:p>
-        </w:tc>
-      </w:tr>
-      <w:tr>
-        <w:trPr>
-          <w:cantSplit/>
-          <w:tblHeader w:val="off"/>
-        </w:trPr>
-        <w:tc>
-          <w:tcPr>
-            <w:tcW w:type="dxa" w:w="3500"/>
-            <w:tcBorders>
-              <w:top w:val="single" w:color="808080" w:sz="4"/>
-              <w:left w:val="single" w:color="808080" w:sz="4"/>
-              <w:bottom w:val="single" w:color="808080" w:sz="4"/>
-              <w:right w:val="single" w:color="808080" w:sz="4"/>
-            </w:tcBorders>
-            <w:tcMar>
-              <w:top w:type="dxa" w:w="50"/>
-              <w:left w:type="dxa" w:w="90"/>
-              <w:bottom w:type="dxa" w:w="50"/>
-              <w:right w:type="dxa" w:w="90"/>
-            </w:tcMar>
-          </w:tcPr>
-          <w:p>
-            <w:pPr>
-              <w:spacing w:after="0" w:line="240"/>
-              <w:jc w:val="left"/>
-            </w:pPr>
-            <w:r>
-              <w:rPr>
-                <w:sz w:val="19"/>
-                <w:szCs w:val="19"/>
-              </w:rPr>
-              <w:t xml:space="preserve">Arosio et al. 2010 [1]</w:t>
-            </w:r>
-          </w:p>
-        </w:tc>
-        <w:tc>
-          <w:tcPr>
-            <w:tcW w:type="dxa" w:w="3620"/>
-            <w:tcBorders>
-              <w:top w:val="single" w:color="808080" w:sz="4"/>
-              <w:left w:val="single" w:color="808080" w:sz="4"/>
-              <w:bottom w:val="single" w:color="808080" w:sz="4"/>
-              <w:right w:val="single" w:color="808080" w:sz="4"/>
-            </w:tcBorders>
-            <w:tcMar>
-              <w:top w:type="dxa" w:w="50"/>
-              <w:left w:type="dxa" w:w="90"/>
-              <w:bottom w:type="dxa" w:w="50"/>
-              <w:right w:type="dxa" w:w="90"/>
-            </w:tcMar>
-          </w:tcPr>
-          <w:p>
-            <w:pPr>
-              <w:spacing w:after="0" w:line="240"/>
-              <w:jc w:val="left"/>
-            </w:pPr>
-            <w:r>
-              <w:rPr>
-                <w:sz w:val="19"/>
-                <w:szCs w:val="19"/>
-              </w:rPr>
-              <w:t xml:space="preserve">A hand-placed microseismic array on real rubble locates survivors to within 2 m; 3× faster than incumbent systems; rubble velocity 200–600 m/s.</w:t>
-            </w:r>
-          </w:p>
-        </w:tc>
-        <w:tc>
-          <w:tcPr>
-            <w:tcW w:type="dxa" w:w="3620"/>
-            <w:tcBorders>
-              <w:top w:val="single" w:color="808080" w:sz="4"/>
-              <w:left w:val="single" w:color="808080" w:sz="4"/>
-              <w:bottom w:val="single" w:color="808080" w:sz="4"/>
-              <w:right w:val="single" w:color="808080" w:sz="4"/>
-            </w:tcBorders>
-            <w:tcMar>
-              <w:top w:type="dxa" w:w="50"/>
-              <w:left w:type="dxa" w:w="90"/>
-              <w:bottom w:type="dxa" w:w="50"/>
-              <w:right w:type="dxa" w:w="90"/>
-            </w:tcMar>
-          </w:tcPr>
-          <w:p>
-            <w:pPr>
-              <w:spacing w:after="0" w:line="240"/>
-              <w:jc w:val="left"/>
-            </w:pPr>
-            <w:r>
-              <w:rPr>
-                <w:sz w:val="19"/>
-                <w:szCs w:val="19"/>
-              </w:rPr>
-              <w:t xml:space="preserve">Closest prior art. Its ≤2 m accuracy already meets our 2–5 m cell, so we do not claim better point accuracy; we address the array-extent limitation it names.</w:t>
-            </w:r>
-          </w:p>
-        </w:tc>
-      </w:tr>
-      <w:tr>
-        <w:trPr>
-          <w:cantSplit/>
-          <w:tblHeader w:val="off"/>
-        </w:trPr>
-        <w:tc>
-          <w:tcPr>
-            <w:tcW w:type="dxa" w:w="3500"/>
-            <w:tcBorders>
-              <w:top w:val="single" w:color="808080" w:sz="4"/>
-              <w:left w:val="single" w:color="808080" w:sz="4"/>
-              <w:bottom w:val="single" w:color="808080" w:sz="4"/>
-              <w:right w:val="single" w:color="808080" w:sz="4"/>
-            </w:tcBorders>
-            <w:tcMar>
-              <w:top w:type="dxa" w:w="50"/>
-              <w:left w:type="dxa" w:w="90"/>
-              <w:bottom w:type="dxa" w:w="50"/>
-              <w:right w:type="dxa" w:w="90"/>
-            </w:tcMar>
-          </w:tcPr>
-          <w:p>
-            <w:pPr>
-              <w:spacing w:after="0" w:line="240"/>
-              <w:jc w:val="left"/>
-            </w:pPr>
-            <w:r>
-              <w:rPr>
-                <w:sz w:val="19"/>
-                <w:szCs w:val="19"/>
-              </w:rPr>
-              <w:t xml:space="preserve">FEMA / UK NFCC doctrine [2, 3]; Delsar LD3, NDRF Type-I [5, 6]</w:t>
-            </w:r>
-          </w:p>
-        </w:tc>
-        <w:tc>
-          <w:tcPr>
-            <w:tcW w:type="dxa" w:w="3620"/>
-            <w:tcBorders>
-              <w:top w:val="single" w:color="808080" w:sz="4"/>
-              <w:left w:val="single" w:color="808080" w:sz="4"/>
-              <w:bottom w:val="single" w:color="808080" w:sz="4"/>
-              <w:right w:val="single" w:color="808080" w:sz="4"/>
-            </w:tcBorders>
-            <w:tcMar>
-              <w:top w:type="dxa" w:w="50"/>
-              <w:left w:type="dxa" w:w="90"/>
-              <w:bottom w:type="dxa" w:w="50"/>
-              <w:right w:type="dxa" w:w="90"/>
-            </w:tcMar>
-          </w:tcPr>
-          <w:p>
-            <w:pPr>
-              <w:spacing w:after="0" w:line="240"/>
-              <w:jc w:val="left"/>
-            </w:pPr>
-            <w:r>
-              <w:rPr>
-                <w:sz w:val="19"/>
-                <w:szCs w:val="19"/>
-              </w:rPr>
-              <w:t xml:space="preserve">Tapping and voice are the existing target: the "victim must create a recognizable sound pattern".</w:t>
-            </w:r>
-          </w:p>
-        </w:tc>
-        <w:tc>
-          <w:tcPr>
-            <w:tcW w:type="dxa" w:w="3620"/>
-            <w:tcBorders>
-              <w:top w:val="single" w:color="808080" w:sz="4"/>
-              <w:left w:val="single" w:color="808080" w:sz="4"/>
-              <w:bottom w:val="single" w:color="808080" w:sz="4"/>
-              <w:right w:val="single" w:color="808080" w:sz="4"/>
-            </w:tcBorders>
-            <w:tcMar>
-              <w:top w:type="dxa" w:w="50"/>
-              <w:left w:type="dxa" w:w="90"/>
-              <w:bottom w:type="dxa" w:w="50"/>
-              <w:right w:type="dxa" w:w="90"/>
-            </w:tcMar>
-          </w:tcPr>
-          <w:p>
-            <w:pPr>
-              <w:spacing w:after="0" w:line="240"/>
-              <w:jc w:val="left"/>
-            </w:pPr>
-            <w:r>
-              <w:rPr>
-                <w:sz w:val="19"/>
-                <w:szCs w:val="19"/>
-              </w:rPr>
-              <w:t xml:space="preserve">We do not claim the tap/voice target as new.</w:t>
-            </w:r>
-          </w:p>
-        </w:tc>
-      </w:tr>
-      <w:tr>
-        <w:trPr>
-          <w:cantSplit/>
-          <w:tblHeader w:val="off"/>
-        </w:trPr>
-        <w:tc>
-          <w:tcPr>
-            <w:tcW w:type="dxa" w:w="3500"/>
-            <w:tcBorders>
-              <w:top w:val="single" w:color="808080" w:sz="4"/>
-              <w:left w:val="single" w:color="808080" w:sz="4"/>
-              <w:bottom w:val="single" w:color="808080" w:sz="4"/>
-              <w:right w:val="single" w:color="808080" w:sz="4"/>
-            </w:tcBorders>
-            <w:tcMar>
-              <w:top w:type="dxa" w:w="50"/>
-              <w:left w:type="dxa" w:w="90"/>
-              <w:bottom w:type="dxa" w:w="50"/>
-              <w:right w:type="dxa" w:w="90"/>
-            </w:tcMar>
-          </w:tcPr>
-          <w:p>
-            <w:pPr>
-              <w:spacing w:after="0" w:line="240"/>
-              <w:jc w:val="left"/>
-            </w:pPr>
-            <w:r>
-              <w:rPr>
-                <w:sz w:val="19"/>
-                <w:szCs w:val="19"/>
-              </w:rPr>
-              <w:t xml:space="preserve">INACHUS, EU FP7 607522 [7]</w:t>
-            </w:r>
-          </w:p>
-        </w:tc>
-        <w:tc>
-          <w:tcPr>
-            <w:tcW w:type="dxa" w:w="3620"/>
-            <w:tcBorders>
-              <w:top w:val="single" w:color="808080" w:sz="4"/>
-              <w:left w:val="single" w:color="808080" w:sz="4"/>
-              <w:bottom w:val="single" w:color="808080" w:sz="4"/>
-              <w:right w:val="single" w:color="808080" w:sz="4"/>
-            </w:tcBorders>
-            <w:tcMar>
-              <w:top w:type="dxa" w:w="50"/>
-              <w:left w:type="dxa" w:w="90"/>
-              <w:bottom w:type="dxa" w:w="50"/>
-              <w:right w:type="dxa" w:w="90"/>
-            </w:tcMar>
-          </w:tcPr>
-          <w:p>
-            <w:pPr>
-              <w:spacing w:after="0" w:line="240"/>
-              <w:jc w:val="left"/>
-            </w:pPr>
-            <w:r>
-              <w:rPr>
-                <w:sz w:val="19"/>
-                <w:szCs w:val="19"/>
-              </w:rPr>
-              <w:t xml:space="preserve">Stated the goal of automated knock localization.</w:t>
-            </w:r>
-          </w:p>
-        </w:tc>
-        <w:tc>
-          <w:tcPr>
-            <w:tcW w:type="dxa" w:w="3620"/>
-            <w:tcBorders>
-              <w:top w:val="single" w:color="808080" w:sz="4"/>
-              <w:left w:val="single" w:color="808080" w:sz="4"/>
-              <w:bottom w:val="single" w:color="808080" w:sz="4"/>
-              <w:right w:val="single" w:color="808080" w:sz="4"/>
-            </w:tcBorders>
-            <w:tcMar>
-              <w:top w:type="dxa" w:w="50"/>
-              <w:left w:type="dxa" w:w="90"/>
-              <w:bottom w:type="dxa" w:w="50"/>
-              <w:right w:type="dxa" w:w="90"/>
-            </w:tcMar>
-          </w:tcPr>
-          <w:p>
-            <w:pPr>
-              <w:spacing w:after="0" w:line="240"/>
-              <w:jc w:val="left"/>
-            </w:pPr>
-            <w:r>
-              <w:rPr>
-                <w:sz w:val="19"/>
-                <w:szCs w:val="19"/>
-              </w:rPr>
-              <w:t xml:space="preserve">No peer-reviewed accuracy result was located. We claim neither novelty nor that it was achieved.</w:t>
-            </w:r>
-          </w:p>
-        </w:tc>
-      </w:tr>
-      <w:tr>
-        <w:trPr>
-          <w:cantSplit/>
-          <w:tblHeader w:val="off"/>
-        </w:trPr>
-        <w:tc>
-          <w:tcPr>
-            <w:tcW w:type="dxa" w:w="3500"/>
-            <w:tcBorders>
-              <w:top w:val="single" w:color="808080" w:sz="4"/>
-              <w:left w:val="single" w:color="808080" w:sz="4"/>
-              <w:bottom w:val="single" w:color="808080" w:sz="4"/>
-              <w:right w:val="single" w:color="808080" w:sz="4"/>
-            </w:tcBorders>
-            <w:tcMar>
-              <w:top w:type="dxa" w:w="50"/>
-              <w:left w:type="dxa" w:w="90"/>
-              <w:bottom w:type="dxa" w:w="50"/>
-              <w:right w:type="dxa" w:w="90"/>
-            </w:tcMar>
-          </w:tcPr>
-          <w:p>
-            <w:pPr>
-              <w:spacing w:after="0" w:line="240"/>
-              <w:jc w:val="left"/>
-            </w:pPr>
-            <w:r>
-              <w:rPr>
-                <w:sz w:val="19"/>
-                <w:szCs w:val="19"/>
-              </w:rPr>
-              <w:t xml:space="preserve">Stewart et al. 2016 [8]; SeismicDart [9]</w:t>
-            </w:r>
-          </w:p>
-        </w:tc>
-        <w:tc>
-          <w:tcPr>
-            <w:tcW w:type="dxa" w:w="3620"/>
-            <w:tcBorders>
-              <w:top w:val="single" w:color="808080" w:sz="4"/>
-              <w:left w:val="single" w:color="808080" w:sz="4"/>
-              <w:bottom w:val="single" w:color="808080" w:sz="4"/>
-              <w:right w:val="single" w:color="808080" w:sz="4"/>
-            </w:tcBorders>
-            <w:tcMar>
-              <w:top w:type="dxa" w:w="50"/>
-              <w:left w:type="dxa" w:w="90"/>
-              <w:bottom w:type="dxa" w:w="50"/>
-              <w:right w:type="dxa" w:w="90"/>
-            </w:tcMar>
-          </w:tcPr>
-          <w:p>
-            <w:pPr>
-              <w:spacing w:after="0" w:line="240"/>
-              <w:jc w:val="left"/>
-            </w:pPr>
-            <w:r>
-              <w:rPr>
-                <w:sz w:val="19"/>
-                <w:szCs w:val="19"/>
-              </w:rPr>
-              <w:t xml:space="preserve">Drone-landed [8] and air-dropped [9] geophones work in </w:t>
-            </w:r>
-            <w:r>
-              <w:rPr>
-                <w:b/>
-                <w:bCs/>
-                <w:sz w:val="19"/>
-                <w:szCs w:val="19"/>
-              </w:rPr>
-              <w:t xml:space="preserve">soil</w:t>
-            </w:r>
-            <w:r>
-              <w:rPr>
-                <w:sz w:val="19"/>
-                <w:szCs w:val="19"/>
-              </w:rPr>
-              <w:t xml:space="preserve">; the dropped darts correlate 0.81–0.98 with planted sensors [9].</w:t>
-            </w:r>
-          </w:p>
-        </w:tc>
-        <w:tc>
-          <w:tcPr>
-            <w:tcW w:type="dxa" w:w="3620"/>
-            <w:tcBorders>
-              <w:top w:val="single" w:color="808080" w:sz="4"/>
-              <w:left w:val="single" w:color="808080" w:sz="4"/>
-              <w:bottom w:val="single" w:color="808080" w:sz="4"/>
-              <w:right w:val="single" w:color="808080" w:sz="4"/>
-            </w:tcBorders>
-            <w:tcMar>
-              <w:top w:type="dxa" w:w="50"/>
-              <w:left w:type="dxa" w:w="90"/>
-              <w:bottom w:type="dxa" w:w="50"/>
-              <w:right w:type="dxa" w:w="90"/>
-            </w:tcMar>
-          </w:tcPr>
-          <w:p>
-            <w:pPr>
-              <w:spacing w:after="0" w:line="240"/>
-              <w:jc w:val="left"/>
-            </w:pPr>
-            <w:r>
-              <w:rPr>
-                <w:sz w:val="19"/>
-                <w:szCs w:val="19"/>
-              </w:rPr>
-              <w:t xml:space="preserve">Debris, not soil; mesh scale, not a few sensors per sortie.</w:t>
-            </w:r>
-          </w:p>
-        </w:tc>
-      </w:tr>
-      <w:tr>
-        <w:trPr>
-          <w:cantSplit/>
-          <w:tblHeader w:val="off"/>
-        </w:trPr>
-        <w:tc>
-          <w:tcPr>
-            <w:tcW w:type="dxa" w:w="3500"/>
-            <w:tcBorders>
-              <w:top w:val="single" w:color="808080" w:sz="4"/>
-              <w:left w:val="single" w:color="808080" w:sz="4"/>
-              <w:bottom w:val="single" w:color="808080" w:sz="4"/>
-              <w:right w:val="single" w:color="808080" w:sz="4"/>
-            </w:tcBorders>
-            <w:tcMar>
-              <w:top w:type="dxa" w:w="50"/>
-              <w:left w:type="dxa" w:w="90"/>
-              <w:bottom w:type="dxa" w:w="50"/>
-              <w:right w:type="dxa" w:w="90"/>
-            </w:tcMar>
-          </w:tcPr>
-          <w:p>
-            <w:pPr>
-              <w:spacing w:after="0" w:line="240"/>
-              <w:jc w:val="left"/>
-            </w:pPr>
-            <w:r>
-              <w:rPr>
-                <w:sz w:val="19"/>
-                <w:szCs w:val="19"/>
-              </w:rPr>
-              <w:t xml:space="preserve">HeartQuake, Park et al. 2020 [10]</w:t>
-            </w:r>
-          </w:p>
-        </w:tc>
-        <w:tc>
-          <w:tcPr>
-            <w:tcW w:type="dxa" w:w="3620"/>
-            <w:tcBorders>
-              <w:top w:val="single" w:color="808080" w:sz="4"/>
-              <w:left w:val="single" w:color="808080" w:sz="4"/>
-              <w:bottom w:val="single" w:color="808080" w:sz="4"/>
-              <w:right w:val="single" w:color="808080" w:sz="4"/>
-            </w:tcBorders>
-            <w:tcMar>
-              <w:top w:type="dxa" w:w="50"/>
-              <w:left w:type="dxa" w:w="90"/>
-              <w:bottom w:type="dxa" w:w="50"/>
-              <w:right w:type="dxa" w:w="90"/>
-            </w:tcMar>
-          </w:tcPr>
-          <w:p>
-            <w:pPr>
-              <w:spacing w:after="0" w:line="240"/>
-              <w:jc w:val="left"/>
-            </w:pPr>
-            <w:r>
-              <w:rPr>
-                <w:sz w:val="19"/>
-                <w:szCs w:val="19"/>
-              </w:rPr>
-              <w:t xml:space="preserve">Full ECG shape recovered through a mattress with an SM-24 geophone, the part we use.</w:t>
-            </w:r>
-          </w:p>
-        </w:tc>
-        <w:tc>
-          <w:tcPr>
-            <w:tcW w:type="dxa" w:w="3620"/>
-            <w:tcBorders>
-              <w:top w:val="single" w:color="808080" w:sz="4"/>
-              <w:left w:val="single" w:color="808080" w:sz="4"/>
-              <w:bottom w:val="single" w:color="808080" w:sz="4"/>
-              <w:right w:val="single" w:color="808080" w:sz="4"/>
-            </w:tcBorders>
-            <w:tcMar>
-              <w:top w:type="dxa" w:w="50"/>
-              <w:left w:type="dxa" w:w="90"/>
-              <w:bottom w:type="dxa" w:w="50"/>
-              <w:right w:type="dxa" w:w="90"/>
-            </w:tcMar>
-          </w:tcPr>
-          <w:p>
-            <w:pPr>
-              <w:spacing w:after="0" w:line="240"/>
-              <w:jc w:val="left"/>
-            </w:pPr>
-            <w:r>
-              <w:rPr>
-                <w:sz w:val="19"/>
-                <w:szCs w:val="19"/>
-              </w:rPr>
-              <w:t xml:space="preserve">Contact-coupled through bedding, not metres of rubble. Consistent with our bound, not a contradiction of it.</w:t>
-            </w:r>
-          </w:p>
-        </w:tc>
-      </w:tr>
-      <w:tr>
-        <w:trPr>
-          <w:cantSplit/>
-          <w:tblHeader w:val="off"/>
-        </w:trPr>
-        <w:tc>
-          <w:tcPr>
-            <w:tcW w:type="dxa" w:w="3500"/>
-            <w:tcBorders>
-              <w:top w:val="single" w:color="808080" w:sz="4"/>
-              <w:left w:val="single" w:color="808080" w:sz="4"/>
-              <w:bottom w:val="single" w:color="808080" w:sz="4"/>
-              <w:right w:val="single" w:color="808080" w:sz="4"/>
-            </w:tcBorders>
-            <w:tcMar>
-              <w:top w:type="dxa" w:w="50"/>
-              <w:left w:type="dxa" w:w="90"/>
-              <w:bottom w:type="dxa" w:w="50"/>
-              <w:right w:type="dxa" w:w="90"/>
-            </w:tcMar>
-          </w:tcPr>
-          <w:p>
-            <w:pPr>
-              <w:spacing w:after="0" w:line="240"/>
-              <w:jc w:val="left"/>
-            </w:pPr>
-            <w:r>
-              <w:rPr>
-                <w:sz w:val="19"/>
-                <w:szCs w:val="19"/>
-              </w:rPr>
-              <w:t xml:space="preserve">Jia et al. 2017 [25]; Dong et al. 2022, PigV² [26]</w:t>
-            </w:r>
-          </w:p>
-        </w:tc>
-        <w:tc>
-          <w:tcPr>
-            <w:tcW w:type="dxa" w:w="3620"/>
-            <w:tcBorders>
-              <w:top w:val="single" w:color="808080" w:sz="4"/>
-              <w:left w:val="single" w:color="808080" w:sz="4"/>
-              <w:bottom w:val="single" w:color="808080" w:sz="4"/>
-              <w:right w:val="single" w:color="808080" w:sz="4"/>
-            </w:tcBorders>
-            <w:tcMar>
-              <w:top w:type="dxa" w:w="50"/>
-              <w:left w:type="dxa" w:w="90"/>
-              <w:bottom w:type="dxa" w:w="50"/>
-              <w:right w:type="dxa" w:w="90"/>
-            </w:tcMar>
-          </w:tcPr>
-          <w:p>
-            <w:pPr>
-              <w:spacing w:after="0" w:line="240"/>
-              <w:jc w:val="left"/>
-            </w:pPr>
-            <w:r>
-              <w:rPr>
-                <w:sz w:val="19"/>
-                <w:szCs w:val="19"/>
-              </w:rPr>
-              <w:t xml:space="preserve">Cardiac and respiratory rate recovered with geophones, through a mattress and through barn flooring.</w:t>
-            </w:r>
-          </w:p>
-        </w:tc>
-        <w:tc>
-          <w:tcPr>
-            <w:tcW w:type="dxa" w:w="3620"/>
-            <w:tcBorders>
-              <w:top w:val="single" w:color="808080" w:sz="4"/>
-              <w:left w:val="single" w:color="808080" w:sz="4"/>
-              <w:bottom w:val="single" w:color="808080" w:sz="4"/>
-              <w:right w:val="single" w:color="808080" w:sz="4"/>
-            </w:tcBorders>
-            <w:tcMar>
-              <w:top w:type="dxa" w:w="50"/>
-              <w:left w:type="dxa" w:w="90"/>
-              <w:bottom w:type="dxa" w:w="50"/>
-              <w:right w:type="dxa" w:w="90"/>
-            </w:tcMar>
-          </w:tcPr>
-          <w:p>
-            <w:pPr>
-              <w:spacing w:after="0" w:line="240"/>
-              <w:jc w:val="left"/>
-            </w:pPr>
-            <w:r>
-              <w:rPr>
-                <w:sz w:val="19"/>
-                <w:szCs w:val="19"/>
-              </w:rPr>
-              <w:t xml:space="preserve">Centimetres of bedding or slab, not metres of fractured debris; the deficit is path loss, not sensor capability.</w:t>
-            </w:r>
-          </w:p>
-        </w:tc>
-      </w:tr>
-      <w:tr>
-        <w:trPr>
-          <w:cantSplit/>
-          <w:tblHeader w:val="off"/>
-        </w:trPr>
-        <w:tc>
-          <w:tcPr>
-            <w:tcW w:type="dxa" w:w="3500"/>
-            <w:tcBorders>
-              <w:top w:val="single" w:color="808080" w:sz="4"/>
-              <w:left w:val="single" w:color="808080" w:sz="4"/>
-              <w:bottom w:val="single" w:color="808080" w:sz="4"/>
-              <w:right w:val="single" w:color="808080" w:sz="4"/>
-            </w:tcBorders>
-            <w:tcMar>
-              <w:top w:type="dxa" w:w="50"/>
-              <w:left w:type="dxa" w:w="90"/>
-              <w:bottom w:type="dxa" w:w="50"/>
-              <w:right w:type="dxa" w:w="90"/>
-            </w:tcMar>
-          </w:tcPr>
-          <w:p>
-            <w:pPr>
-              <w:spacing w:after="0" w:line="240"/>
-              <w:jc w:val="left"/>
-            </w:pPr>
-            <w:r>
-              <w:rPr>
-                <w:sz w:val="19"/>
-                <w:szCs w:val="19"/>
-              </w:rPr>
-              <w:t xml:space="preserve">Sabatier &amp; Ekimov 2008 [11]</w:t>
-            </w:r>
-          </w:p>
-        </w:tc>
-        <w:tc>
-          <w:tcPr>
-            <w:tcW w:type="dxa" w:w="3620"/>
-            <w:tcBorders>
-              <w:top w:val="single" w:color="808080" w:sz="4"/>
-              <w:left w:val="single" w:color="808080" w:sz="4"/>
-              <w:bottom w:val="single" w:color="808080" w:sz="4"/>
-              <w:right w:val="single" w:color="808080" w:sz="4"/>
-            </w:tcBorders>
-            <w:tcMar>
-              <w:top w:type="dxa" w:w="50"/>
-              <w:left w:type="dxa" w:w="90"/>
-              <w:bottom w:type="dxa" w:w="50"/>
-              <w:right w:type="dxa" w:w="90"/>
-            </w:tcMar>
-          </w:tcPr>
-          <w:p>
-            <w:pPr>
-              <w:spacing w:after="0" w:line="240"/>
-              <w:jc w:val="left"/>
-            </w:pPr>
-            <w:r>
-              <w:rPr>
-                <w:sz w:val="19"/>
-                <w:szCs w:val="19"/>
-              </w:rPr>
-              <w:t xml:space="preserve">A signal-equals-noise range bound for footsteps.</w:t>
-            </w:r>
-          </w:p>
-        </w:tc>
-        <w:tc>
-          <w:tcPr>
-            <w:tcW w:type="dxa" w:w="3620"/>
-            <w:tcBorders>
-              <w:top w:val="single" w:color="808080" w:sz="4"/>
-              <w:left w:val="single" w:color="808080" w:sz="4"/>
-              <w:bottom w:val="single" w:color="808080" w:sz="4"/>
-              <w:right w:val="single" w:color="808080" w:sz="4"/>
-            </w:tcBorders>
-            <w:tcMar>
-              <w:top w:type="dxa" w:w="50"/>
-              <w:left w:type="dxa" w:w="90"/>
-              <w:bottom w:type="dxa" w:w="50"/>
-              <w:right w:type="dxa" w:w="90"/>
-            </w:tcMar>
-          </w:tcPr>
-          <w:p>
-            <w:pPr>
-              <w:spacing w:after="0" w:line="240"/>
-              <w:jc w:val="left"/>
-            </w:pPr>
-            <w:r>
-              <w:rPr>
-                <w:sz w:val="19"/>
-                <w:szCs w:val="19"/>
-              </w:rPr>
-              <w:t xml:space="preserve">The direct methodological ancestor of our cardiac and tap bounds.</w:t>
-            </w:r>
-          </w:p>
-        </w:tc>
-      </w:tr>
-    </w:tbl>
+        <w:t xml:space="preserve"> Every tap margin above scales with the force and frequency content of a human tap. The working figures, 50–300 N with energy at 60–80 Hz, have no published source: the nearest published values come from destructive strikes and were rejected. Both are measured first (Activity 3), after ethics approval.</w:t>
+      </w:r>
+    </w:p>
+    <w:p>
+      <w:r>
+        <w:br w:type="page"/>
+      </w:r>
+    </w:p>
     <w:p>
       <w:pPr>
         <w:keepNext/>
@@ -2461,7 +1626,7 @@
         <w:t xml:space="preserve">preamplifier</w:t>
       </w:r>
       <w:r>
-        <w:t xml:space="preserve">, not the element, sets the system floor. At 4 nV/√Hz input noise the system sits 12–16× below the assumed floor across 60–80 Hz, and further below it at lower frequencies; at 80 Hz the margin is used up near 56 nV/√Hz. The preamplifier is specified and measured first. In no candidate band does sensor self-noise set the limit; site background vibration does, which is why it is measured first (Activity 2). Voice (200 Hz–3 kHz) would need a microphone channel, which this award neither funds nor schedules.</w:t>
+        <w:t xml:space="preserve">, not the element, sets the system floor. At 4 nV/√Hz input noise the system sits 12–16× below the assumed floor across 60–80 Hz, and further below it at lower frequencies; at 80 Hz the margin is used up near 56 nV/√Hz. The preamplifier is therefore specified and measured first. In no candidate band does sensor self-noise set the limit; site background vibration does, which is why it is measured first (Activity 2).</w:t>
       </w:r>
     </w:p>
     <w:p>
@@ -2616,24 +1781,24 @@
     </w:p>
     <w:p>
       <w:pPr>
-        <w:keepNext/>
-        <w:spacing w:after="80" w:before="140"/>
+        <w:widowControl w:val="0"/>
+        <w:spacing w:after="100" w:line="264"/>
+        <w:jc w:val="both"/>
       </w:pPr>
       <w:r>
         <w:rPr>
           <w:b/>
           <w:bCs/>
         </w:rPr>
-        <w:t xml:space="preserve">G. Cardiac bound (RQ3)</w:t>
-      </w:r>
-    </w:p>
-    <w:p>
-      <w:pPr>
-        <w:spacing w:after="100" w:line="264"/>
-        <w:jc w:val="both"/>
-      </w:pPr>
-      <w:r>
-        <w:t xml:space="preserve">The measured site noise floor and the published heart forces (4.06 ± 1.53 N, n = 26+ [15]; 3.7 N, n = 7, from Starr et al. [14] as converted and reported in [15]; about 2 N peak-to-peak on a force plate [16]) are combined through the same transfer-mobility model. No human is ever placed under debris, and no new cardiac measurement on people is needed.</w:t>
+        <w:t xml:space="preserve">G. Cardiac bound (RQ3).</w:t>
+      </w:r>
+      <w:r>
+        <w:t xml:space="preserve"> The measured site noise floor and the published heart forces (4.06 ± 1.53 N, n = 26+ [15]; 3.7 N, n = 7, from Starr et al. [14] as converted and reported in [15]; about 2 N peak-to-peak on a force plate [16]) are combined through the same transfer-mobility model. No human is ever placed under debris, and no new cardiac measurement on people is needed.</w:t>
+      </w:r>
+    </w:p>
+    <w:p>
+      <w:r>
+        <w:br w:type="page"/>
       </w:r>
     </w:p>
     <w:p>
@@ -7101,16 +6266,7 @@
         <w:jc w:val="both"/>
       </w:pPr>
       <w:r>
-        <w:t xml:space="preserve">[Teaching load for each semester, administrative duties, and any planned conferences. Suggested venue for results: Near Surface Geophysics / EAGE Near Surface meetings, or IEEE Sensors.]</w:t>
-      </w:r>
-    </w:p>
-    <w:p>
-      <w:pPr>
-        <w:spacing w:after="100" w:line="264"/>
-        <w:jc w:val="both"/>
-      </w:pPr>
-      <w:r>
-        <w:t xml:space="preserve">Students: [number] undergraduate/postgraduate student(s) will work on node hardware, field recording and the detection software as part of their project work.</w:t>
+        <w:t xml:space="preserve">[Teaching load for each semester, administrative duties, and any planned conferences. Suggested venue for results: Near Surface Geophysics / EAGE Near Surface meetings, or IEEE Sensors.] Students: [number] undergraduate/postgraduate student(s) will work on node hardware, field recording and the detection software as part of their project work.</w:t>
       </w:r>
     </w:p>
     <w:p>
@@ -7157,17 +6313,7 @@
         <w:jc w:val="both"/>
       </w:pPr>
       <w:r>
-        <w:t xml:space="preserve">Arosio et al. established microseismic survivor location on rubble and named </w:t>
-      </w:r>
-      <w:r>
-        <w:rPr>
-          <w:b/>
-          <w:bCs/>
-        </w:rPr>
-        <w:t xml:space="preserve">limited array extent</w:t>
-      </w:r>
-      <w:r>
-        <w:t xml:space="preserve"> as a limitation [1]. Hand placement is what causes it; air deployment removes the cause. This is an argument about capability, which is stronger than an argument about cost.</w:t>
+        <w:t xml:space="preserve">Arosio et al. 2010 established microseismic survivor location on rubble — within 2 m, 3× faster than incumbent systems, velocity 200–600 m/s — and named limited array extent as a limitation [1]. Hand placement is what causes it; air deployment removes the cause. Because that ≤2 m accuracy already meets our 2–5 m cell, we claim no gain in point accuracy, only the extent. This is an argument about capability, which is stronger than an argument about cost. Tapping and voice are already the target in doctrine and fielded kit [2, 3, 5, 6], and INACHUS [7] stated the automated-knock-localization goal without a located peer-reviewed accuracy result; we claim neither as new.</w:t>
       </w:r>
     </w:p>
     <w:p>
@@ -7181,14 +6327,7 @@
         <w:jc w:val="both"/>
       </w:pPr>
       <w:r>
-        <w:rPr>
-          <w:b/>
-          <w:bCs/>
-        </w:rPr>
-        <w:t xml:space="preserve">Nobody has characterised sensor coupling onto collapsed debris.</w:t>
-      </w:r>
-      <w:r>
-        <w:t xml:space="preserve"> All air-deployment work is parameterised by soil strength [8, 9]. This is a genuine, narrow, measurable gap.</w:t>
+        <w:t xml:space="preserve">Nobody has characterised sensor coupling onto collapsed debris. All air-deployment work is parameterised by soil strength: drone-landed [8] and air-dropped [9] geophones work in soil, the darts correlating 0.81–0.98 with planted sensors [9]. This project addresses fractured debris at mesh scale instead — a genuine, narrow, measurable gap.</w:t>
       </w:r>
     </w:p>
     <w:p>
@@ -7202,14 +6341,7 @@
         <w:jc w:val="both"/>
       </w:pPr>
       <w:r>
-        <w:rPr>
-          <w:b/>
-          <w:bCs/>
-        </w:rPr>
-        <w:t xml:space="preserve">The negative result is itself a contribution.</w:t>
-      </w:r>
-      <w:r>
-        <w:t xml:space="preserve"> A bound on cardiac detection through rubble has not been published, while the belief that it might work persists in practitioner literature [21].</w:t>
+        <w:t xml:space="preserve">The negative result is itself a contribution. A bound on cardiac detection through rubble has not been published, while the belief that it might work persists in practitioner literature [21]. Contact-coupled work (HeartQuake [10] with the same SM-24; Jia et al. 2017 [25]; PigV² [26]) recovers ECG or heart rate through centimetres of bedding or slab, not metres of debris, so it is consistent with our bound rather than counter to it: the deficit is path loss, not sensor capability. Sabatier &amp; Ekimov 2008 [11] supplies the signal-equals-noise range bound that is its methodological ancestor.</w:t>
       </w:r>
     </w:p>
     <w:p>

--- a/docs/proposal/Research_Proposal_Air_Deployed_Seismic_Mesh.docx
+++ b/docs/proposal/Research_Proposal_Air_Deployed_Seismic_Mesh.docx
@@ -6598,7 +6598,25 @@
           <w:i/>
           <w:iCs/>
         </w:rPr>
-        <w:t xml:space="preserve">List any grants that you have received that relate in any way to the project you are proposing. (1 page)</w:t>
+        <w:t xml:space="preserve">List any grants that you have received that relate in any way to the project you are proposing. Please include the following information: project title, source of support, period of support, amount awarded, products (books or articles published, inventions) resulting from the project, and a statement explaining how the previous project relates to the proposed project. </w:t>
+      </w:r>
+      <w:r>
+        <w:rPr>
+          <w:b/>
+          <w:bCs/>
+          <w:i/>
+          <w:iCs/>
+        </w:rPr>
+        <w:t xml:space="preserve">If you have received awards related in any way to this proposal, you should answer this question in detail for each such award</w:t>
+      </w:r>
+      <w:r>
+        <w:rPr>
+          <w:b/>
+          <w:bCs/>
+          <w:i/>
+          <w:iCs/>
+        </w:rPr>
+        <w:t xml:space="preserve">. (1 page)</w:t>
       </w:r>
     </w:p>
     <w:p>
@@ -6607,7 +6625,7 @@
         <w:jc w:val="both"/>
       </w:pPr>
       <w:r>
-        <w:t xml:space="preserve">[None / or list: project title, source of support, period, amount awarded, products, and how it relates to this proposal.]</w:t>
+        <w:t xml:space="preserve">[None. / or, for each award: project title, source of support, period of support, amount awarded, products resulting from the project, and a statement explaining how it relates to this proposal.]</w:t>
       </w:r>
     </w:p>
     <w:p>
@@ -6631,7 +6649,7 @@
           <w:i/>
           <w:iCs/>
         </w:rPr>
-        <w:t xml:space="preserve">Please list any grants or awards for which you intend to apply or for which applications are pending that would bear in any way upon the project you are proposing in this application. (1/2 page)</w:t>
+        <w:t xml:space="preserve">Please list any grants or awards for which you intend to apply or for which applications are pending that would bear in any way upon the project you are proposing in this application. Please include the following information: project title, agency/foundation to which you are applying, period of support, amount of support requested, and a statement explaining how the project relates to this proposal? (1/2 page)</w:t>
       </w:r>
     </w:p>
     <w:p>
@@ -6640,7 +6658,7 @@
         <w:jc w:val="both"/>
       </w:pPr>
       <w:r>
-        <w:t xml:space="preserve">[None pending.] On successful completion we intend to apply for a follow-on project on field deployment with an operational partner (NDRF or a State Disaster Response Force) to [agency], for [period] and [amount]. It would build directly on the coupling, false-alarm and accuracy results established here.</w:t>
+        <w:t xml:space="preserve">[None pending.] On successful completion we intend to apply for a follow-on project on field deployment with an operational partner (NDRF or a State Disaster Response Force) to [agency], for [period] and [amount], under the title [follow-on project title]. It would build directly on the coupling, false-alarm and accuracy results established here.</w:t>
       </w:r>
     </w:p>
     <w:p>
@@ -6758,15 +6776,6 @@
           <w:szCs w:val="26"/>
         </w:rPr>
         <w:t xml:space="preserve">PROPOSED BUDGET</w:t>
-      </w:r>
-    </w:p>
-    <w:p>
-      <w:pPr>
-        <w:spacing w:after="100" w:line="264"/>
-        <w:jc w:val="both"/>
-      </w:pPr>
-      <w:r>
-        <w:t xml:space="preserve">Please provide a brief description of each item requested in the space provided on this sheet. Use an attached sheet to provide a brief statement of justification for each item requested, including faculty salary.</w:t>
       </w:r>
     </w:p>
     <w:tbl>
@@ -7086,7 +7095,7 @@
                 <w:sz w:val="19"/>
                 <w:szCs w:val="19"/>
               </w:rPr>
-              <w:t xml:space="preserve">4. Contingency (field work and research purposes only, 12% of direct costs)</w:t>
+              <w:t xml:space="preserve">4. Contingency (for field work and research purposes only)</w:t>
             </w:r>
           </w:p>
         </w:tc>

--- a/docs/proposal/Research_Proposal_Air_Deployed_Seismic_Mesh.docx
+++ b/docs/proposal/Research_Proposal_Air_Deployed_Seismic_Mesh.docx
@@ -719,7 +719,7 @@
         <w:jc w:val="both"/>
       </w:pPr>
       <w:r>
-        <w:t xml:space="preserve">The instruments that help them are listening devices: six to eight cabled sensors placed by hand on the debris, with a trained operator interpreting the output through headphones. India's National Disaster Response Force specifies exactly this type of instrument [5, 6]. These devices work, but a rescuer has to stand on an unstable pile to place each sensor and then move them from place to place. The array can also only be as wide as the cables and the operator allow. The closest published research system on real rubble names "the limited spatial extension of the sensor array" as one of its own limitations [1].</w:t>
+        <w:t xml:space="preserve">Today's instruments are cabled listening devices: six to eight sensors hand-placed on the debris, read by a trained operator through headphones. India's National Disaster Response Force specifies exactly this type [5, 6]. They work, but a rescuer must stand on an unstable pile to place each sensor, then move it, and the array can only be as wide as the cables and the operator allow. The closest published research system on real rubble names "the limited spatial extension of the sensor array" as one of its own limitations [1].</w:t>
       </w:r>
     </w:p>
     <w:p>
@@ -735,7 +735,7 @@
         <w:t xml:space="preserve">We propose to drop many small, inexpensive vibration-sensing nodes from a drone.</w:t>
       </w:r>
       <w:r>
-        <w:t xml:space="preserve"> The array can then be larger and denser than hand placement allows, and nobody has to climb the pile to lay it out. The nodes listen during each All Quiet and report to a ground station. The system then marks each 2–5 m cell of the site as </w:t>
+        <w:t xml:space="preserve"> The array can then be wider and denser than hand placement allows, and nobody has to climb the pile to lay it out. The nodes listen through each All Quiet and report to a ground station, which marks every 2–5 m cell of the site as </w:t>
       </w:r>
       <w:r>
         <w:rPr>
@@ -765,7 +765,7 @@
         <w:t xml:space="preserve">BLIND</w:t>
       </w:r>
       <w:r>
-        <w:t xml:space="preserve"> (not covered). Because the nodes stay in place for days, the system can ask whether a signal comes back silence after silence. A trapped survivor stays put; a passing truck does not. A hand-carried instrument leaves with its operator, so it cannot use this repetition to reject false alarms.</w:t>
+        <w:t xml:space="preserve"> (not covered). Because the nodes stay for days, the system can ask whether a signal returns silence after silence. A trapped survivor stays put; a passing truck does not. A hand-carried instrument leaves with its operator, so it cannot use that repetition to reject false alarms.</w:t>
       </w:r>
     </w:p>
     <w:p>
@@ -784,7 +784,7 @@
         <w:t xml:space="preserve">heartbeat</w:t>
       </w:r>
       <w:r>
-        <w:t xml:space="preserve"> of an unconscious survivor, and training literature still suggests such sensors might pick up "even the vibration of a heartbeat" [21]. Our analysis, checked against heart forces measured in three independent studies [14–16], shows that this cannot work through rubble: against the MEMS accelerometer the original design specified, the signal falls </w:t>
+        <w:t xml:space="preserve"> of an unconscious survivor, and training literature still suggests such sensors might pick up "even the vibration of a heartbeat" [21]. Checked against heart forces measured in three independent studies [14–16], this cannot work through rubble: against the MEMS accelerometer the original design specified, the signal falls </w:t>
       </w:r>
       <w:r>
         <w:rPr>
@@ -794,7 +794,7 @@
         <w:t xml:space="preserve">38–60 dB short</w:t>
       </w:r>
       <w:r>
-        <w:t xml:space="preserve">, roughly 80 to 1,000 times too weak. No filter, averaging scheme or learning algorithm recovers that gap. We will publish this bound, computed against measured site noise, as a negative result so others stop designing toward it. The system therefore targets what rescue doctrine already asks survivors to do: </w:t>
+        <w:t xml:space="preserve">, 80 to 1,000 times too faint. No filter, averaging scheme or learning algorithm recovers that gap, so we will publish the bound, computed against measured site noise, as a negative result. The system instead targets what rescue doctrine already asks survivors to do: </w:t>
       </w:r>
       <w:r>
         <w:rPr>
@@ -804,7 +804,7 @@
         <w:t xml:space="preserve">tap</w:t>
       </w:r>
       <w:r>
-        <w:t xml:space="preserve">. Calling out is the other half of that doctrine; a voice channel (200 Hz–3 kHz) needs a microphone this award neither funds nor schedules, so it is left to later work.</w:t>
+        <w:t xml:space="preserve">. Calling out is the other half of that doctrine; a voice channel (200 Hz–3 kHz) needs a microphone this award does not fund, so it is left to later work.</w:t>
       </w:r>
     </w:p>
     <w:p>
@@ -874,7 +874,7 @@
         <w:jc w:val="both"/>
       </w:pPr>
       <w:r>
-        <w:t xml:space="preserve">To establish, by measurement, whether an air-deployed mesh of low-cost geophone nodes can locate a responsive survivor's tapping on collapsed debris to a 2–5 m cell, with a usable false-alarm rate. We also aim to publish the detection limits for both tapping and the heartbeat.</w:t>
+        <w:t xml:space="preserve">To establish, by measurement, whether an air-deployed mesh of low-cost geophone nodes can locate a responsive survivor's tapping on collapsed debris to a 2–5 m cell at a usable false-alarm rate, and to publish the detection limits for both tapping and the heartbeat.</w:t>
       </w:r>
     </w:p>
     <w:p>
@@ -1387,7 +1387,7 @@
                 <w:sz w:val="19"/>
                 <w:szCs w:val="19"/>
               </w:rPr>
-              <w:t xml:space="preserve">H3a: a tap from a responsive survivor exceeds the geophone's assumed 0.1 µg/√Hz floor by +23 to +41 dB at 3 m [computed: noise integrated over a 35 Hz bandwidth (5–40 Hz), tap energy assumed at 60–80 Hz; scales with the tap force and spectrum, both measured first].</w:t>
+              <w:t xml:space="preserve">H3a: a tap from a responsive survivor exceeds the geophone's assumed 0.1 µg/√Hz floor by +23 to +41 dB at 3 m [computed: noise integrated over a 35 Hz bandwidth (5–40 Hz), tap energy assumed at 60–80 Hz; scales with the tap force and spectrum — working figures 50–300 N, no published source, the nearest being destructive strikes — both measured first (Activity 3)].</w:t>
             </w:r>
             <w:r>
               <w:rPr>
@@ -1552,23 +1552,6 @@
       </w:pPr>
     </w:p>
     <w:p>
-      <w:pPr>
-        <w:widowControl w:val="0"/>
-        <w:spacing w:after="100" w:line="264"/>
-        <w:jc w:val="both"/>
-      </w:pPr>
-      <w:r>
-        <w:rPr>
-          <w:b/>
-          <w:bCs/>
-        </w:rPr>
-        <w:t xml:space="preserve">Key unmeasured input.</w:t>
-      </w:r>
-      <w:r>
-        <w:t xml:space="preserve"> Every tap margin above scales with the force and frequency content of a human tap. The working figures, 50–300 N with energy at 60–80 Hz, have no published source: the nearest published values come from destructive strikes and were rejected. Both are measured first (Activity 3), after ethics approval.</w:t>
-      </w:r>
-    </w:p>
-    <w:p>
       <w:r>
         <w:br w:type="page"/>
       </w:r>
@@ -1648,7 +1631,7 @@
         <w:jc w:val="both"/>
       </w:pPr>
       <w:r>
-        <w:t xml:space="preserve">Timing precision follows the Cramér–Rao bound, σₜ ≈ 1/(B·√SNR), where B is the RMS bandwidth [17, 18]. Narrowing the filter therefore makes location worse, which is the error that sank the original design. Nodes acquire </w:t>
+        <w:t xml:space="preserve">Timing precision follows the Cramér–Rao bound, σₜ ≈ 1/(B·√SNR), where B is the RMS bandwidth [17, 18]: narrowing the filter makes location worse, the error that sank the original design. Nodes acquire </w:t>
       </w:r>
       <w:r>
         <w:rPr>
@@ -1690,7 +1673,7 @@
         <w:jc w:val="both"/>
       </w:pPr>
       <w:r>
-        <w:t xml:space="preserve">Received amplitude is predicted by </w:t>
+        <w:t xml:space="preserve">Amplitude is predicted by </w:t>
       </w:r>
       <w:r>
         <w:rPr>
@@ -1700,7 +1683,7 @@
         <w:t xml:space="preserve">linear transfer-mobility scaling</w:t>
       </w:r>
       <w:r>
-        <w:t xml:space="preserve"> (the FTA ground-borne vibration method [19]). Elastic wave propagation is linear, so response scales with source force. Scaling is anchored to measured footstep responses: no more than 3 µm/s at 3 m [11], with the low-frequency vibration maximum near 40 Hz [12]. Wave velocity is measured in place with a hammer source and compared with Arosio's 200–600 m/s for rubble [1].</w:t>
+        <w:t xml:space="preserve"> (the FTA ground-borne vibration method [19]). Wave propagation is linear, so response scales with source force. Scaling is anchored to measured footstep responses: no more than 3 µm/s at 3 m [11], with the low-frequency maximum near 40 Hz [12]. Wave velocity is measured in place with a hammer source against Arosio's 200–600 m/s for rubble [1].</w:t>
       </w:r>
     </w:p>
     <w:p>
@@ -1722,7 +1705,7 @@
         <w:jc w:val="both"/>
       </w:pPr>
       <w:r>
-        <w:t xml:space="preserve">Nodes listen only during commanded All Quiet windows, which the incident commander already signals [2, 3]; this gives a duty cycle of roughly 5–13% [assumed: doctrine states the cadence, about once an hour, but not the duration]. Detection runs in two stages: a matched filter against the impulse shape, then, where the survivor can be prompted, a test for a known tap pattern over several seconds. Each node-cell detection is scored over repeated windows with a </w:t>
+        <w:t xml:space="preserve">Nodes listen only during commanded All Quiet windows, which the incident commander already signals [2, 3]; this gives a duty cycle of roughly 5–13% [assumed: doctrine states the cadence, about once an hour, but not the duration]. Detection runs in two stages: a matched filter against the impulse shape, then, where the survivor can be prompted, a test for a known tap pattern. Each node-cell detection is scored across repeated windows with a </w:t>
       </w:r>
       <w:r>
         <w:rPr>
@@ -1732,7 +1715,7 @@
         <w:t xml:space="preserve">fraction-of-looks</w:t>
       </w:r>
       <w:r>
-        <w:t xml:space="preserve"> rule (at least 60% of available looks). A fixed count degrades as looks accumulate. Performance is reported as false detections per look on empty rubble, not as accuracy.</w:t>
+        <w:t xml:space="preserve"> rule (at least 60% of available looks); a fixed count degrades as looks accumulate. Performance is reported as false detections per look on empty rubble, not as accuracy.</w:t>
       </w:r>
     </w:p>
     <w:p>
@@ -1754,7 +1737,7 @@
         <w:jc w:val="both"/>
       </w:pPr>
       <w:r>
-        <w:t xml:space="preserve">Time-difference-of-arrival (TDoA) multilateration, with wave velocity solved as an unknown. GDOP is the stated framework for how array geometry amplifies error. A node's position is taken from the drone's logged release point plus its measured bounce; ground truth comes from a tape or total-station survey. The output is a cell, not a pin. Air-placed node positions are uncertain by 2–5 m, against centimetres for a surveyed hand-placed array, which is why RQ1 is framed around coverage rather than point accuracy. Further spending on clock synchronisation is not justified: below about 2 µs, timing error is negligible against metre-scale node-position error.</w:t>
+        <w:t xml:space="preserve">Time-difference-of-arrival (TDoA) multilateration, with wave velocity solved as an unknown; GDOP is the stated framework for how array geometry amplifies error. A node's position comes from the drone's logged release point plus its measured bounce, with ground truth from a tape or total-station survey. The output is a cell, not a pin: air-placed positions are uncertain by 2–5 m against centimetres for a surveyed hand-placed array, which is why RQ1 is framed around coverage, not point accuracy. Further spending on clock synchronisation is not justified — below about 2 µs, timing error is negligible against metre-scale position error.</w:t>
       </w:r>
     </w:p>
     <w:p>
@@ -1776,7 +1759,7 @@
         <w:jc w:val="both"/>
       </w:pPr>
       <w:r>
-        <w:t xml:space="preserve">Node shells (rounded, spiked, weighted foot) are dropped onto the campus debris pile, first from a fixed release rig at measured heights, then from the drone. Each landed node is excited with a hammer source next to a bolted reference geophone. The resulting transfer function gives amplitude and phase error per landing type, including any contact resonance near the tap band [13; abstract only].</w:t>
+        <w:t xml:space="preserve">Node shells (rounded, spiked, weighted foot) are dropped onto the campus debris pile, first from a fixed rig at measured heights, then from the drone. Each landed node is excited with a hammer source beside a bolted reference geophone; the resulting transfer function gives amplitude and phase error per landing type, including any contact resonance near the tap band [13; abstract only].</w:t>
       </w:r>
     </w:p>
     <w:p>
@@ -1831,7 +1814,7 @@
         <w:jc w:val="both"/>
       </w:pPr>
       <w:r>
-        <w:t xml:space="preserve">Activities are ordered so that each risk that could stop the project is tested before the money that depends on it is spent: only the gate instruments are bought before the month-3 go/no-go, and the rest of the array after it. Months 1–4 use a </w:t>
+        <w:t xml:space="preserve">Activities are ordered so every risk that could stop the project is tested before the money depending on it is spent: only the gate instruments are bought before the month-3 go/no-go, the rest of the array after. Months 1–4 use a </w:t>
       </w:r>
       <w:r>
         <w:rPr>
@@ -6313,7 +6296,7 @@
         <w:jc w:val="both"/>
       </w:pPr>
       <w:r>
-        <w:t xml:space="preserve">Arosio et al. 2010 established microseismic survivor location on rubble — within 2 m, 3× faster than incumbent systems, velocity 200–600 m/s — and named limited array extent as a limitation [1]. Hand placement is what causes it; air deployment removes the cause. Because that ≤2 m accuracy already meets our 2–5 m cell, we claim no gain in point accuracy, only the extent. This is an argument about capability, which is stronger than an argument about cost. Tapping and voice are already the target in doctrine and fielded kit [2, 3, 5, 6], and INACHUS [7] stated the automated-knock-localization goal without a located peer-reviewed accuracy result; we claim neither as new.</w:t>
+        <w:t xml:space="preserve">Arosio et al. 2010 established microseismic survivor location on rubble — within 2 m, 3× faster than incumbent systems, velocity 200–600 m/s — and named limited array extent as a limitation [1]. Hand placement is the cause; air deployment removes it. Because that ≤2 m accuracy already meets our 2–5 m cell, our contribution is array extent, not point accuracy — an argument about capability rather than cost. Tapping and voice are already the target in doctrine and fielded kit [2, 3, 5, 6], and INACHUS [7] stated the automated-knock-localization goal without a located peer-reviewed accuracy result; we claim neither as new.</w:t>
       </w:r>
     </w:p>
     <w:p>
@@ -6327,7 +6310,7 @@
         <w:jc w:val="both"/>
       </w:pPr>
       <w:r>
-        <w:t xml:space="preserve">Nobody has characterised sensor coupling onto collapsed debris. All air-deployment work is parameterised by soil strength: drone-landed [8] and air-dropped [9] geophones work in soil, the darts correlating 0.81–0.98 with planted sensors [9]. This project addresses fractured debris at mesh scale instead — a genuine, narrow, measurable gap.</w:t>
+        <w:t xml:space="preserve">Nobody has characterised sensor coupling onto collapsed debris. All air-deployment work is parameterised by soil strength: drone-landed [8] and air-dropped [9] geophones work in soil, the darts correlating 0.81–0.98 with planted sensors [9]. Fractured debris at mesh scale is a narrow, measurable gap, and it is this project's subject.</w:t>
       </w:r>
     </w:p>
     <w:p>
@@ -7360,7 +7343,7 @@
         <w:t xml:space="preserve">Pricing basis.</w:t>
       </w:r>
       <w:r>
-        <w:t xml:space="preserve"> Imported parts are converted at Rs. 84/USD (rate of 2026-10-07) with </w:t>
+        <w:t xml:space="preserve"> Imported parts convert at Rs. 84/USD (rate of 2026-10-07) with </w:t>
       </w:r>
       <w:r>
         <w:rPr>
@@ -8035,7 +8018,7 @@
         <w:t xml:space="preserve">Geophone nodes.</w:t>
       </w:r>
       <w:r>
-        <w:t xml:space="preserve"> The geophone's low noise is the whole detection margin for tapping. Eight nodes give a six-node working array, enough to compare a wide layout against a compact one, plus two spares for drop losses.</w:t>
+        <w:t xml:space="preserve"> The geophone's low noise is the entire detection margin for tapping. Eight nodes give a six-node working array — enough to compare a wide layout against a compact one — plus two spares for drop losses.</w:t>
       </w:r>
     </w:p>
     <w:p>
@@ -8056,7 +8039,7 @@
         <w:t xml:space="preserve">Reference geophones.</w:t>
       </w:r>
       <w:r>
-        <w:t xml:space="preserve"> A bolted reference is the only way to measure what a dropped node loses in coupling, which is research question RQ2.</w:t>
+        <w:t xml:space="preserve"> A bolted reference is the only way to measure what a dropped node loses in coupling (RQ2).</w:t>
       </w:r>
     </w:p>
     <w:p>
@@ -8077,7 +8060,7 @@
         <w:t xml:space="preserve">Tap-force plate.</w:t>
       </w:r>
       <w:r>
-        <w:t xml:space="preserve"> Every margin in the design scales with tap force, which has never been measured for this purpose. This is the cheapest item that can stop the project, and it is used first.</w:t>
+        <w:t xml:space="preserve"> Every margin in the design scales with tap force, never measured for this purpose. It is the cheapest item that can stop the project, and it is used first.</w:t>
       </w:r>
     </w:p>
     <w:p>
@@ -8111,7 +8094,7 @@
         <w:t xml:space="preserve">Drone.</w:t>
       </w:r>
       <w:r>
-        <w:t xml:space="preserve"> Importing drones in built-up or kit (CBU/CKD/SKD) form has been prohibited since 9 Feb 2022 [22], so none is bought; the borrowed drone is operated on campus by its registered operator under the Drone Rules, 2021 [23].</w:t>
+        <w:t xml:space="preserve"> Importing drones in built-up or kit (CBU/CKD/SKD) form has been prohibited since 9 Feb 2022 [22], so none is bought; the borrowed drone flies on campus under its registered operator, per the Drone Rules, 2021 [23].</w:t>
       </w:r>
     </w:p>
     <w:p>

--- a/docs/proposal/Research_Proposal_Air_Deployed_Seismic_Mesh.docx
+++ b/docs/proposal/Research_Proposal_Air_Deployed_Seismic_Mesh.docx
@@ -1552,12 +1552,8 @@
       </w:pPr>
     </w:p>
     <w:p>
-      <w:r>
-        <w:br w:type="page"/>
-      </w:r>
-    </w:p>
-    <w:p>
-      <w:pPr>
+      <w:pPr>
+        <w:pageBreakBefore/>
         <w:keepNext/>
         <w:keepLines/>
         <w:spacing w:after="120" w:before="200"/>
@@ -1777,11 +1773,6 @@
       </w:r>
       <w:r>
         <w:t xml:space="preserve"> The measured site noise floor and the published heart forces (4.06 ± 1.53 N, n = 26+ [15]; 3.7 N, n = 7, from Starr et al. [14] as converted and reported in [15]; about 2 N peak-to-peak on a force plate [16]) are combined through the same transfer-mobility model. No human is ever placed under debris, and no new cardiac measurement on people is needed.</w:t>
-      </w:r>
-    </w:p>
-    <w:p>
-      <w:r>
-        <w:br w:type="page"/>
       </w:r>
     </w:p>
     <w:p>
@@ -6736,11 +6727,6 @@
       </w:pPr>
       <w:r>
         <w:t xml:space="preserve">[Citation 5]</w:t>
-      </w:r>
-    </w:p>
-    <w:p>
-      <w:r>
-        <w:br w:type="page"/>
       </w:r>
     </w:p>
     <w:p>

--- a/docs/proposal/Research_Proposal_Air_Deployed_Seismic_Mesh.docx
+++ b/docs/proposal/Research_Proposal_Air_Deployed_Seismic_Mesh.docx
@@ -6661,72 +6661,11 @@
     </w:p>
     <w:p>
       <w:pPr>
-        <w:pStyle w:val="ListParagraph"/>
-        <w:numPr>
-          <w:ilvl w:val="0"/>
-          <w:numId w:val="3"/>
-        </w:numPr>
-        <w:spacing w:after="60" w:line="264"/>
+        <w:spacing w:after="100" w:line="264"/>
         <w:jc w:val="both"/>
       </w:pPr>
       <w:r>
-        <w:t xml:space="preserve">[Citation 1]</w:t>
-      </w:r>
-    </w:p>
-    <w:p>
-      <w:pPr>
-        <w:pStyle w:val="ListParagraph"/>
-        <w:numPr>
-          <w:ilvl w:val="0"/>
-          <w:numId w:val="3"/>
-        </w:numPr>
-        <w:spacing w:after="60" w:line="264"/>
-        <w:jc w:val="both"/>
-      </w:pPr>
-      <w:r>
-        <w:t xml:space="preserve">[Citation 2]</w:t>
-      </w:r>
-    </w:p>
-    <w:p>
-      <w:pPr>
-        <w:pStyle w:val="ListParagraph"/>
-        <w:numPr>
-          <w:ilvl w:val="0"/>
-          <w:numId w:val="3"/>
-        </w:numPr>
-        <w:spacing w:after="60" w:line="264"/>
-        <w:jc w:val="both"/>
-      </w:pPr>
-      <w:r>
-        <w:t xml:space="preserve">[Citation 3]</w:t>
-      </w:r>
-    </w:p>
-    <w:p>
-      <w:pPr>
-        <w:pStyle w:val="ListParagraph"/>
-        <w:numPr>
-          <w:ilvl w:val="0"/>
-          <w:numId w:val="3"/>
-        </w:numPr>
-        <w:spacing w:after="60" w:line="264"/>
-        <w:jc w:val="both"/>
-      </w:pPr>
-      <w:r>
-        <w:t xml:space="preserve">[Citation 4]</w:t>
-      </w:r>
-    </w:p>
-    <w:p>
-      <w:pPr>
-        <w:pStyle w:val="ListParagraph"/>
-        <w:numPr>
-          <w:ilvl w:val="0"/>
-          <w:numId w:val="3"/>
-        </w:numPr>
-        <w:spacing w:after="60" w:line="264"/>
-        <w:jc w:val="both"/>
-      </w:pPr>
-      <w:r>
-        <w:t xml:space="preserve">[Citation 5]</w:t>
+        <w:t xml:space="preserve">None to date. This application is for a first research project; no scholarly products have been published yet. Products arising from the work proposed here are listed under question 5 above.</w:t>
       </w:r>
     </w:p>
     <w:p>

--- a/docs/proposal/Research_Proposal_Air_Deployed_Seismic_Mesh.docx
+++ b/docs/proposal/Research_Proposal_Air_Deployed_Seismic_Mesh.docx
@@ -6522,6 +6522,7 @@
     </w:p>
     <w:p>
       <w:pPr>
+        <w:pageBreakBefore/>
         <w:keepNext/>
         <w:pBdr>
           <w:bottom w:val="single" w:color="000000" w:sz="6" w:space="2"/>
